--- a/Tables/Final/Table5_psychosocial.docx
+++ b/Tables/Final/Table5_psychosocial.docx
@@ -19,7 +19,7 @@
       <w:tblGrid>
         <w:gridCol w:w="4947"/>
         <w:gridCol w:w="2368"/>
-        <w:gridCol w:w="3639"/>
+        <w:gridCol w:w="2368"/>
         <w:gridCol w:w="2368"/>
         <w:gridCol w:w="1090"/>
         <w:gridCol w:w="1585"/>
@@ -132,7 +132,7 @@
                 <w:szCs w:val="18"/>
                 <w:color w:val="000000"/>
               </w:rPr>
-              <w:t xml:space="preserve">Dysmenorrhea</w:t>
+              <w:t xml:space="preserve">Control</w:t>
             </w:r>
           </w:p>
         </w:tc>
@@ -185,7 +185,7 @@
                 <w:szCs w:val="18"/>
                 <w:color w:val="000000"/>
               </w:rPr>
-              <w:t xml:space="preserve">Dysmenorrhea plus Bladder Pain</w:t>
+              <w:t xml:space="preserve">Dysmenorrhea</w:t>
             </w:r>
           </w:p>
         </w:tc>
@@ -238,7 +238,7 @@
                 <w:szCs w:val="18"/>
                 <w:color w:val="000000"/>
               </w:rPr>
-              <w:t xml:space="preserve">Pain Free Control</w:t>
+              <w:t xml:space="preserve">DYSB</w:t>
             </w:r>
           </w:p>
         </w:tc>
@@ -456,7 +456,7 @@
                 <w:szCs w:val="18"/>
                 <w:color w:val="000000"/>
               </w:rPr>
-              <w:t xml:space="preserve">265</w:t>
+              <w:t xml:space="preserve">63</w:t>
             </w:r>
           </w:p>
         </w:tc>
@@ -509,7 +509,7 @@
                 <w:szCs w:val="18"/>
                 <w:color w:val="000000"/>
               </w:rPr>
-              <w:t xml:space="preserve">128</w:t>
+              <w:t xml:space="preserve">266</w:t>
             </w:r>
           </w:p>
         </w:tc>
@@ -562,7 +562,7 @@
                 <w:szCs w:val="18"/>
                 <w:color w:val="000000"/>
               </w:rPr>
-              <w:t xml:space="preserve">63</w:t>
+              <w:t xml:space="preserve">129</w:t>
             </w:r>
           </w:p>
         </w:tc>
@@ -1104,6 +1104,59 @@
                 <w:szCs w:val="18"/>
                 <w:color w:val="000000"/>
               </w:rPr>
+              <w:t xml:space="preserve">53.70 [48.00, 58.60]</w:t>
+            </w:r>
+          </w:p>
+        </w:tc>
+        <w:tc>
+          <w:tcPr>
+            <w:tcBorders>
+              <w:bottom w:val="none" w:sz="0" w:space="0" w:color="000000"/>
+              <w:top w:val="none" w:sz="0" w:space="0" w:color="000000"/>
+              <w:left w:val="none" w:sz="0" w:space="0" w:color="000000"/>
+              <w:right w:val="none" w:sz="0" w:space="0" w:color="000000"/>
+            </w:tcBorders>
+            <w:shd w:val="clear" w:color="auto" w:fill="FFFFFF"/>
+            <w:tcMar>
+              <w:top w:w="0" w:type="dxa"/>
+              <w:bottom w:w="0" w:type="dxa"/>
+              <w:left w:w="0" w:type="dxa"/>
+              <w:right w:w="0" w:type="dxa"/>
+            </w:tcMar>
+            <w:vAlign w:val="center"/>
+          </w:tcPr>
+          <w:p>
+            <w:pPr>
+              <w:pStyle w:val="Normal"/>
+              <w:jc w:val="left"/>
+              <w:pBdr>
+                <w:bottom w:val="none" w:sz="0" w:space="0" w:color="000000"/>
+                <w:top w:val="none" w:sz="0" w:space="0" w:color="000000"/>
+                <w:left w:val="none" w:sz="0" w:space="0" w:color="000000"/>
+                <w:right w:val="none" w:sz="0" w:space="0" w:color="000000"/>
+              </w:pBdr>
+              <w:spacing w:after="100" w:before="100" w:line="240"/>
+              <w:ind w:left="100" w:right="100" w:firstLine="0" w:firstLineChars="0"/>
+              <w:rPr>
+                <w:rFonts w:ascii="Arial" w:hAnsi="Arial" w:eastAsia="Arial" w:cs="Arial"/>
+                <w:i w:val="false"/>
+                <w:b w:val="false"/>
+                <w:u w:val="none"/>
+                <w:sz w:val="18"/>
+                <w:szCs w:val="18"/>
+                <w:color w:val="000000"/>
+              </w:rPr>
+            </w:pPr>
+            <w:r>
+              <w:rPr>
+                <w:rFonts w:ascii="Arial" w:hAnsi="Arial" w:eastAsia="Arial" w:cs="Arial"/>
+                <w:i w:val="false"/>
+                <w:b w:val="false"/>
+                <w:u w:val="none"/>
+                <w:sz w:val="18"/>
+                <w:szCs w:val="18"/>
+                <w:color w:val="000000"/>
+              </w:rPr>
               <w:t xml:space="preserve">57.70 [51.20, 61.40]</w:t>
             </w:r>
           </w:p>
@@ -1158,59 +1211,6 @@
                 <w:color w:val="000000"/>
               </w:rPr>
               <w:t xml:space="preserve">59.50 [55.80, 63.40]</w:t>
-            </w:r>
-          </w:p>
-        </w:tc>
-        <w:tc>
-          <w:tcPr>
-            <w:tcBorders>
-              <w:bottom w:val="none" w:sz="0" w:space="0" w:color="000000"/>
-              <w:top w:val="none" w:sz="0" w:space="0" w:color="000000"/>
-              <w:left w:val="none" w:sz="0" w:space="0" w:color="000000"/>
-              <w:right w:val="none" w:sz="0" w:space="0" w:color="000000"/>
-            </w:tcBorders>
-            <w:shd w:val="clear" w:color="auto" w:fill="FFFFFF"/>
-            <w:tcMar>
-              <w:top w:w="0" w:type="dxa"/>
-              <w:bottom w:w="0" w:type="dxa"/>
-              <w:left w:w="0" w:type="dxa"/>
-              <w:right w:w="0" w:type="dxa"/>
-            </w:tcMar>
-            <w:vAlign w:val="center"/>
-          </w:tcPr>
-          <w:p>
-            <w:pPr>
-              <w:pStyle w:val="Normal"/>
-              <w:jc w:val="left"/>
-              <w:pBdr>
-                <w:bottom w:val="none" w:sz="0" w:space="0" w:color="000000"/>
-                <w:top w:val="none" w:sz="0" w:space="0" w:color="000000"/>
-                <w:left w:val="none" w:sz="0" w:space="0" w:color="000000"/>
-                <w:right w:val="none" w:sz="0" w:space="0" w:color="000000"/>
-              </w:pBdr>
-              <w:spacing w:after="100" w:before="100" w:line="240"/>
-              <w:ind w:left="100" w:right="100" w:firstLine="0" w:firstLineChars="0"/>
-              <w:rPr>
-                <w:rFonts w:ascii="Arial" w:hAnsi="Arial" w:eastAsia="Arial" w:cs="Arial"/>
-                <w:i w:val="false"/>
-                <w:b w:val="false"/>
-                <w:u w:val="none"/>
-                <w:sz w:val="18"/>
-                <w:szCs w:val="18"/>
-                <w:color w:val="000000"/>
-              </w:rPr>
-            </w:pPr>
-            <w:r>
-              <w:rPr>
-                <w:rFonts w:ascii="Arial" w:hAnsi="Arial" w:eastAsia="Arial" w:cs="Arial"/>
-                <w:i w:val="false"/>
-                <w:b w:val="false"/>
-                <w:u w:val="none"/>
-                <w:sz w:val="18"/>
-                <w:szCs w:val="18"/>
-                <w:color w:val="000000"/>
-              </w:rPr>
-              <w:t xml:space="preserve">53.70 [48.00, 58.60]</w:t>
             </w:r>
           </w:p>
         </w:tc>
@@ -1428,6 +1428,59 @@
                 <w:szCs w:val="18"/>
                 <w:color w:val="000000"/>
               </w:rPr>
+              <w:t xml:space="preserve">41.00 [41.00, 51.80]</w:t>
+            </w:r>
+          </w:p>
+        </w:tc>
+        <w:tc>
+          <w:tcPr>
+            <w:tcBorders>
+              <w:bottom w:val="none" w:sz="0" w:space="0" w:color="000000"/>
+              <w:top w:val="none" w:sz="0" w:space="0" w:color="000000"/>
+              <w:left w:val="none" w:sz="0" w:space="0" w:color="000000"/>
+              <w:right w:val="none" w:sz="0" w:space="0" w:color="000000"/>
+            </w:tcBorders>
+            <w:shd w:val="clear" w:color="auto" w:fill="FFFFFF"/>
+            <w:tcMar>
+              <w:top w:w="0" w:type="dxa"/>
+              <w:bottom w:w="0" w:type="dxa"/>
+              <w:left w:w="0" w:type="dxa"/>
+              <w:right w:w="0" w:type="dxa"/>
+            </w:tcMar>
+            <w:vAlign w:val="center"/>
+          </w:tcPr>
+          <w:p>
+            <w:pPr>
+              <w:pStyle w:val="Normal"/>
+              <w:jc w:val="left"/>
+              <w:pBdr>
+                <w:bottom w:val="none" w:sz="0" w:space="0" w:color="000000"/>
+                <w:top w:val="none" w:sz="0" w:space="0" w:color="000000"/>
+                <w:left w:val="none" w:sz="0" w:space="0" w:color="000000"/>
+                <w:right w:val="none" w:sz="0" w:space="0" w:color="000000"/>
+              </w:pBdr>
+              <w:spacing w:after="100" w:before="100" w:line="240"/>
+              <w:ind w:left="100" w:right="100" w:firstLine="0" w:firstLineChars="0"/>
+              <w:rPr>
+                <w:rFonts w:ascii="Arial" w:hAnsi="Arial" w:eastAsia="Arial" w:cs="Arial"/>
+                <w:i w:val="false"/>
+                <w:b w:val="false"/>
+                <w:u w:val="none"/>
+                <w:sz w:val="18"/>
+                <w:szCs w:val="18"/>
+                <w:color w:val="000000"/>
+              </w:rPr>
+            </w:pPr>
+            <w:r>
+              <w:rPr>
+                <w:rFonts w:ascii="Arial" w:hAnsi="Arial" w:eastAsia="Arial" w:cs="Arial"/>
+                <w:i w:val="false"/>
+                <w:b w:val="false"/>
+                <w:u w:val="none"/>
+                <w:sz w:val="18"/>
+                <w:szCs w:val="18"/>
+                <w:color w:val="000000"/>
+              </w:rPr>
               <w:t xml:space="preserve">49.00 [41.00, 55.70]</w:t>
             </w:r>
           </w:p>
@@ -1482,59 +1535,6 @@
                 <w:color w:val="000000"/>
               </w:rPr>
               <w:t xml:space="preserve">55.70 [41.00, 60.50]</w:t>
-            </w:r>
-          </w:p>
-        </w:tc>
-        <w:tc>
-          <w:tcPr>
-            <w:tcBorders>
-              <w:bottom w:val="none" w:sz="0" w:space="0" w:color="000000"/>
-              <w:top w:val="none" w:sz="0" w:space="0" w:color="000000"/>
-              <w:left w:val="none" w:sz="0" w:space="0" w:color="000000"/>
-              <w:right w:val="none" w:sz="0" w:space="0" w:color="000000"/>
-            </w:tcBorders>
-            <w:shd w:val="clear" w:color="auto" w:fill="FFFFFF"/>
-            <w:tcMar>
-              <w:top w:w="0" w:type="dxa"/>
-              <w:bottom w:w="0" w:type="dxa"/>
-              <w:left w:w="0" w:type="dxa"/>
-              <w:right w:w="0" w:type="dxa"/>
-            </w:tcMar>
-            <w:vAlign w:val="center"/>
-          </w:tcPr>
-          <w:p>
-            <w:pPr>
-              <w:pStyle w:val="Normal"/>
-              <w:jc w:val="left"/>
-              <w:pBdr>
-                <w:bottom w:val="none" w:sz="0" w:space="0" w:color="000000"/>
-                <w:top w:val="none" w:sz="0" w:space="0" w:color="000000"/>
-                <w:left w:val="none" w:sz="0" w:space="0" w:color="000000"/>
-                <w:right w:val="none" w:sz="0" w:space="0" w:color="000000"/>
-              </w:pBdr>
-              <w:spacing w:after="100" w:before="100" w:line="240"/>
-              <w:ind w:left="100" w:right="100" w:firstLine="0" w:firstLineChars="0"/>
-              <w:rPr>
-                <w:rFonts w:ascii="Arial" w:hAnsi="Arial" w:eastAsia="Arial" w:cs="Arial"/>
-                <w:i w:val="false"/>
-                <w:b w:val="false"/>
-                <w:u w:val="none"/>
-                <w:sz w:val="18"/>
-                <w:szCs w:val="18"/>
-                <w:color w:val="000000"/>
-              </w:rPr>
-            </w:pPr>
-            <w:r>
-              <w:rPr>
-                <w:rFonts w:ascii="Arial" w:hAnsi="Arial" w:eastAsia="Arial" w:cs="Arial"/>
-                <w:i w:val="false"/>
-                <w:b w:val="false"/>
-                <w:u w:val="none"/>
-                <w:sz w:val="18"/>
-                <w:szCs w:val="18"/>
-                <w:color w:val="000000"/>
-              </w:rPr>
-              <w:t xml:space="preserve">41.00 [41.00, 51.80]</w:t>
             </w:r>
           </w:p>
         </w:tc>
@@ -1752,6 +1752,59 @@
                 <w:szCs w:val="18"/>
                 <w:color w:val="000000"/>
               </w:rPr>
+              <w:t xml:space="preserve">48.60 [43.10, 53.10]</w:t>
+            </w:r>
+          </w:p>
+        </w:tc>
+        <w:tc>
+          <w:tcPr>
+            <w:tcBorders>
+              <w:bottom w:val="none" w:sz="0" w:space="0" w:color="000000"/>
+              <w:top w:val="none" w:sz="0" w:space="0" w:color="000000"/>
+              <w:left w:val="none" w:sz="0" w:space="0" w:color="000000"/>
+              <w:right w:val="none" w:sz="0" w:space="0" w:color="000000"/>
+            </w:tcBorders>
+            <w:shd w:val="clear" w:color="auto" w:fill="FFFFFF"/>
+            <w:tcMar>
+              <w:top w:w="0" w:type="dxa"/>
+              <w:bottom w:w="0" w:type="dxa"/>
+              <w:left w:w="0" w:type="dxa"/>
+              <w:right w:w="0" w:type="dxa"/>
+            </w:tcMar>
+            <w:vAlign w:val="center"/>
+          </w:tcPr>
+          <w:p>
+            <w:pPr>
+              <w:pStyle w:val="Normal"/>
+              <w:jc w:val="left"/>
+              <w:pBdr>
+                <w:bottom w:val="none" w:sz="0" w:space="0" w:color="000000"/>
+                <w:top w:val="none" w:sz="0" w:space="0" w:color="000000"/>
+                <w:left w:val="none" w:sz="0" w:space="0" w:color="000000"/>
+                <w:right w:val="none" w:sz="0" w:space="0" w:color="000000"/>
+              </w:pBdr>
+              <w:spacing w:after="100" w:before="100" w:line="240"/>
+              <w:ind w:left="100" w:right="100" w:firstLine="0" w:firstLineChars="0"/>
+              <w:rPr>
+                <w:rFonts w:ascii="Arial" w:hAnsi="Arial" w:eastAsia="Arial" w:cs="Arial"/>
+                <w:i w:val="false"/>
+                <w:b w:val="false"/>
+                <w:u w:val="none"/>
+                <w:sz w:val="18"/>
+                <w:szCs w:val="18"/>
+                <w:color w:val="000000"/>
+              </w:rPr>
+            </w:pPr>
+            <w:r>
+              <w:rPr>
+                <w:rFonts w:ascii="Arial" w:hAnsi="Arial" w:eastAsia="Arial" w:cs="Arial"/>
+                <w:i w:val="false"/>
+                <w:b w:val="false"/>
+                <w:u w:val="none"/>
+                <w:sz w:val="18"/>
+                <w:szCs w:val="18"/>
+                <w:color w:val="000000"/>
+              </w:rPr>
               <w:t xml:space="preserve">51.00 [46.00, 58.80]</w:t>
             </w:r>
           </w:p>
@@ -1805,60 +1858,7 @@
                 <w:szCs w:val="18"/>
                 <w:color w:val="000000"/>
               </w:rPr>
-              <w:t xml:space="preserve">54.10 [48.60, 60.70]</w:t>
-            </w:r>
-          </w:p>
-        </w:tc>
-        <w:tc>
-          <w:tcPr>
-            <w:tcBorders>
-              <w:bottom w:val="none" w:sz="0" w:space="0" w:color="000000"/>
-              <w:top w:val="none" w:sz="0" w:space="0" w:color="000000"/>
-              <w:left w:val="none" w:sz="0" w:space="0" w:color="000000"/>
-              <w:right w:val="none" w:sz="0" w:space="0" w:color="000000"/>
-            </w:tcBorders>
-            <w:shd w:val="clear" w:color="auto" w:fill="FFFFFF"/>
-            <w:tcMar>
-              <w:top w:w="0" w:type="dxa"/>
-              <w:bottom w:w="0" w:type="dxa"/>
-              <w:left w:w="0" w:type="dxa"/>
-              <w:right w:w="0" w:type="dxa"/>
-            </w:tcMar>
-            <w:vAlign w:val="center"/>
-          </w:tcPr>
-          <w:p>
-            <w:pPr>
-              <w:pStyle w:val="Normal"/>
-              <w:jc w:val="left"/>
-              <w:pBdr>
-                <w:bottom w:val="none" w:sz="0" w:space="0" w:color="000000"/>
-                <w:top w:val="none" w:sz="0" w:space="0" w:color="000000"/>
-                <w:left w:val="none" w:sz="0" w:space="0" w:color="000000"/>
-                <w:right w:val="none" w:sz="0" w:space="0" w:color="000000"/>
-              </w:pBdr>
-              <w:spacing w:after="100" w:before="100" w:line="240"/>
-              <w:ind w:left="100" w:right="100" w:firstLine="0" w:firstLineChars="0"/>
-              <w:rPr>
-                <w:rFonts w:ascii="Arial" w:hAnsi="Arial" w:eastAsia="Arial" w:cs="Arial"/>
-                <w:i w:val="false"/>
-                <w:b w:val="false"/>
-                <w:u w:val="none"/>
-                <w:sz w:val="18"/>
-                <w:szCs w:val="18"/>
-                <w:color w:val="000000"/>
-              </w:rPr>
-            </w:pPr>
-            <w:r>
-              <w:rPr>
-                <w:rFonts w:ascii="Arial" w:hAnsi="Arial" w:eastAsia="Arial" w:cs="Arial"/>
-                <w:i w:val="false"/>
-                <w:b w:val="false"/>
-                <w:u w:val="none"/>
-                <w:sz w:val="18"/>
-                <w:szCs w:val="18"/>
-                <w:color w:val="000000"/>
-              </w:rPr>
-              <w:t xml:space="preserve">48.60 [43.10, 53.10]</w:t>
+              <w:t xml:space="preserve">55.10 [48.60, 60.70]</w:t>
             </w:r>
           </w:p>
         </w:tc>
@@ -1964,7 +1964,7 @@
                 <w:szCs w:val="18"/>
                 <w:color w:val="000000"/>
               </w:rPr>
-              <w:t xml:space="preserve">0.182</w:t>
+              <w:t xml:space="preserve">0.155</w:t>
             </w:r>
           </w:p>
         </w:tc>
@@ -2076,112 +2076,6 @@
                 <w:szCs w:val="18"/>
                 <w:color w:val="000000"/>
               </w:rPr>
-              <w:t xml:space="preserve">50.50 [43.80, 56.10]</w:t>
-            </w:r>
-          </w:p>
-        </w:tc>
-        <w:tc>
-          <w:tcPr>
-            <w:tcBorders>
-              <w:bottom w:val="none" w:sz="0" w:space="0" w:color="000000"/>
-              <w:top w:val="none" w:sz="0" w:space="0" w:color="000000"/>
-              <w:left w:val="none" w:sz="0" w:space="0" w:color="000000"/>
-              <w:right w:val="none" w:sz="0" w:space="0" w:color="000000"/>
-            </w:tcBorders>
-            <w:shd w:val="clear" w:color="auto" w:fill="FFFFFF"/>
-            <w:tcMar>
-              <w:top w:w="0" w:type="dxa"/>
-              <w:bottom w:w="0" w:type="dxa"/>
-              <w:left w:w="0" w:type="dxa"/>
-              <w:right w:w="0" w:type="dxa"/>
-            </w:tcMar>
-            <w:vAlign w:val="center"/>
-          </w:tcPr>
-          <w:p>
-            <w:pPr>
-              <w:pStyle w:val="Normal"/>
-              <w:jc w:val="left"/>
-              <w:pBdr>
-                <w:bottom w:val="none" w:sz="0" w:space="0" w:color="000000"/>
-                <w:top w:val="none" w:sz="0" w:space="0" w:color="000000"/>
-                <w:left w:val="none" w:sz="0" w:space="0" w:color="000000"/>
-                <w:right w:val="none" w:sz="0" w:space="0" w:color="000000"/>
-              </w:pBdr>
-              <w:spacing w:after="100" w:before="100" w:line="240"/>
-              <w:ind w:left="100" w:right="100" w:firstLine="0" w:firstLineChars="0"/>
-              <w:rPr>
-                <w:rFonts w:ascii="Arial" w:hAnsi="Arial" w:eastAsia="Arial" w:cs="Arial"/>
-                <w:i w:val="false"/>
-                <w:b w:val="false"/>
-                <w:u w:val="none"/>
-                <w:sz w:val="18"/>
-                <w:szCs w:val="18"/>
-                <w:color w:val="000000"/>
-              </w:rPr>
-            </w:pPr>
-            <w:r>
-              <w:rPr>
-                <w:rFonts w:ascii="Arial" w:hAnsi="Arial" w:eastAsia="Arial" w:cs="Arial"/>
-                <w:i w:val="false"/>
-                <w:b w:val="false"/>
-                <w:u w:val="none"/>
-                <w:sz w:val="18"/>
-                <w:szCs w:val="18"/>
-                <w:color w:val="000000"/>
-              </w:rPr>
-              <w:t xml:space="preserve">52.40 [47.85, 56.10]</w:t>
-            </w:r>
-          </w:p>
-        </w:tc>
-        <w:tc>
-          <w:tcPr>
-            <w:tcBorders>
-              <w:bottom w:val="none" w:sz="0" w:space="0" w:color="000000"/>
-              <w:top w:val="none" w:sz="0" w:space="0" w:color="000000"/>
-              <w:left w:val="none" w:sz="0" w:space="0" w:color="000000"/>
-              <w:right w:val="none" w:sz="0" w:space="0" w:color="000000"/>
-            </w:tcBorders>
-            <w:shd w:val="clear" w:color="auto" w:fill="FFFFFF"/>
-            <w:tcMar>
-              <w:top w:w="0" w:type="dxa"/>
-              <w:bottom w:w="0" w:type="dxa"/>
-              <w:left w:w="0" w:type="dxa"/>
-              <w:right w:w="0" w:type="dxa"/>
-            </w:tcMar>
-            <w:vAlign w:val="center"/>
-          </w:tcPr>
-          <w:p>
-            <w:pPr>
-              <w:pStyle w:val="Normal"/>
-              <w:jc w:val="left"/>
-              <w:pBdr>
-                <w:bottom w:val="none" w:sz="0" w:space="0" w:color="000000"/>
-                <w:top w:val="none" w:sz="0" w:space="0" w:color="000000"/>
-                <w:left w:val="none" w:sz="0" w:space="0" w:color="000000"/>
-                <w:right w:val="none" w:sz="0" w:space="0" w:color="000000"/>
-              </w:pBdr>
-              <w:spacing w:after="100" w:before="100" w:line="240"/>
-              <w:ind w:left="100" w:right="100" w:firstLine="0" w:firstLineChars="0"/>
-              <w:rPr>
-                <w:rFonts w:ascii="Arial" w:hAnsi="Arial" w:eastAsia="Arial" w:cs="Arial"/>
-                <w:i w:val="false"/>
-                <w:b w:val="false"/>
-                <w:u w:val="none"/>
-                <w:sz w:val="18"/>
-                <w:szCs w:val="18"/>
-                <w:color w:val="000000"/>
-              </w:rPr>
-            </w:pPr>
-            <w:r>
-              <w:rPr>
-                <w:rFonts w:ascii="Arial" w:hAnsi="Arial" w:eastAsia="Arial" w:cs="Arial"/>
-                <w:i w:val="false"/>
-                <w:b w:val="false"/>
-                <w:u w:val="none"/>
-                <w:sz w:val="18"/>
-                <w:szCs w:val="18"/>
-                <w:color w:val="000000"/>
-              </w:rPr>
               <w:t xml:space="preserve">48.40 [42.45, 51.45]</w:t>
             </w:r>
           </w:p>
@@ -2235,6 +2129,112 @@
                 <w:szCs w:val="18"/>
                 <w:color w:val="000000"/>
               </w:rPr>
+              <w:t xml:space="preserve">50.50 [44.40, 55.65]</w:t>
+            </w:r>
+          </w:p>
+        </w:tc>
+        <w:tc>
+          <w:tcPr>
+            <w:tcBorders>
+              <w:bottom w:val="none" w:sz="0" w:space="0" w:color="000000"/>
+              <w:top w:val="none" w:sz="0" w:space="0" w:color="000000"/>
+              <w:left w:val="none" w:sz="0" w:space="0" w:color="000000"/>
+              <w:right w:val="none" w:sz="0" w:space="0" w:color="000000"/>
+            </w:tcBorders>
+            <w:shd w:val="clear" w:color="auto" w:fill="FFFFFF"/>
+            <w:tcMar>
+              <w:top w:w="0" w:type="dxa"/>
+              <w:bottom w:w="0" w:type="dxa"/>
+              <w:left w:w="0" w:type="dxa"/>
+              <w:right w:w="0" w:type="dxa"/>
+            </w:tcMar>
+            <w:vAlign w:val="center"/>
+          </w:tcPr>
+          <w:p>
+            <w:pPr>
+              <w:pStyle w:val="Normal"/>
+              <w:jc w:val="left"/>
+              <w:pBdr>
+                <w:bottom w:val="none" w:sz="0" w:space="0" w:color="000000"/>
+                <w:top w:val="none" w:sz="0" w:space="0" w:color="000000"/>
+                <w:left w:val="none" w:sz="0" w:space="0" w:color="000000"/>
+                <w:right w:val="none" w:sz="0" w:space="0" w:color="000000"/>
+              </w:pBdr>
+              <w:spacing w:after="100" w:before="100" w:line="240"/>
+              <w:ind w:left="100" w:right="100" w:firstLine="0" w:firstLineChars="0"/>
+              <w:rPr>
+                <w:rFonts w:ascii="Arial" w:hAnsi="Arial" w:eastAsia="Arial" w:cs="Arial"/>
+                <w:i w:val="false"/>
+                <w:b w:val="false"/>
+                <w:u w:val="none"/>
+                <w:sz w:val="18"/>
+                <w:szCs w:val="18"/>
+                <w:color w:val="000000"/>
+              </w:rPr>
+            </w:pPr>
+            <w:r>
+              <w:rPr>
+                <w:rFonts w:ascii="Arial" w:hAnsi="Arial" w:eastAsia="Arial" w:cs="Arial"/>
+                <w:i w:val="false"/>
+                <w:b w:val="false"/>
+                <w:u w:val="none"/>
+                <w:sz w:val="18"/>
+                <w:szCs w:val="18"/>
+                <w:color w:val="000000"/>
+              </w:rPr>
+              <w:t xml:space="preserve">52.40 [48.40, 56.10]</w:t>
+            </w:r>
+          </w:p>
+        </w:tc>
+        <w:tc>
+          <w:tcPr>
+            <w:tcBorders>
+              <w:bottom w:val="none" w:sz="0" w:space="0" w:color="000000"/>
+              <w:top w:val="none" w:sz="0" w:space="0" w:color="000000"/>
+              <w:left w:val="none" w:sz="0" w:space="0" w:color="000000"/>
+              <w:right w:val="none" w:sz="0" w:space="0" w:color="000000"/>
+            </w:tcBorders>
+            <w:shd w:val="clear" w:color="auto" w:fill="FFFFFF"/>
+            <w:tcMar>
+              <w:top w:w="0" w:type="dxa"/>
+              <w:bottom w:w="0" w:type="dxa"/>
+              <w:left w:w="0" w:type="dxa"/>
+              <w:right w:w="0" w:type="dxa"/>
+            </w:tcMar>
+            <w:vAlign w:val="center"/>
+          </w:tcPr>
+          <w:p>
+            <w:pPr>
+              <w:pStyle w:val="Normal"/>
+              <w:jc w:val="left"/>
+              <w:pBdr>
+                <w:bottom w:val="none" w:sz="0" w:space="0" w:color="000000"/>
+                <w:top w:val="none" w:sz="0" w:space="0" w:color="000000"/>
+                <w:left w:val="none" w:sz="0" w:space="0" w:color="000000"/>
+                <w:right w:val="none" w:sz="0" w:space="0" w:color="000000"/>
+              </w:pBdr>
+              <w:spacing w:after="100" w:before="100" w:line="240"/>
+              <w:ind w:left="100" w:right="100" w:firstLine="0" w:firstLineChars="0"/>
+              <w:rPr>
+                <w:rFonts w:ascii="Arial" w:hAnsi="Arial" w:eastAsia="Arial" w:cs="Arial"/>
+                <w:i w:val="false"/>
+                <w:b w:val="false"/>
+                <w:u w:val="none"/>
+                <w:sz w:val="18"/>
+                <w:szCs w:val="18"/>
+                <w:color w:val="000000"/>
+              </w:rPr>
+            </w:pPr>
+            <w:r>
+              <w:rPr>
+                <w:rFonts w:ascii="Arial" w:hAnsi="Arial" w:eastAsia="Arial" w:cs="Arial"/>
+                <w:i w:val="false"/>
+                <w:b w:val="false"/>
+                <w:u w:val="none"/>
+                <w:sz w:val="18"/>
+                <w:szCs w:val="18"/>
+                <w:color w:val="000000"/>
+              </w:rPr>
               <w:t xml:space="preserve">&lt;0.001</w:t>
             </w:r>
           </w:p>
@@ -2288,7 +2288,7 @@
                 <w:szCs w:val="18"/>
                 <w:color w:val="000000"/>
               </w:rPr>
-              <w:t xml:space="preserve">0.022</w:t>
+              <w:t xml:space="preserve">0.016</w:t>
             </w:r>
           </w:p>
         </w:tc>
@@ -2400,6 +2400,59 @@
                 <w:szCs w:val="18"/>
                 <w:color w:val="000000"/>
               </w:rPr>
+              <w:t xml:space="preserve">58.30 [51.90, 64.20]</w:t>
+            </w:r>
+          </w:p>
+        </w:tc>
+        <w:tc>
+          <w:tcPr>
+            <w:tcBorders>
+              <w:bottom w:val="none" w:sz="0" w:space="0" w:color="000000"/>
+              <w:top w:val="none" w:sz="0" w:space="0" w:color="000000"/>
+              <w:left w:val="none" w:sz="0" w:space="0" w:color="000000"/>
+              <w:right w:val="none" w:sz="0" w:space="0" w:color="000000"/>
+            </w:tcBorders>
+            <w:shd w:val="clear" w:color="auto" w:fill="FFFFFF"/>
+            <w:tcMar>
+              <w:top w:w="0" w:type="dxa"/>
+              <w:bottom w:w="0" w:type="dxa"/>
+              <w:left w:w="0" w:type="dxa"/>
+              <w:right w:w="0" w:type="dxa"/>
+            </w:tcMar>
+            <w:vAlign w:val="center"/>
+          </w:tcPr>
+          <w:p>
+            <w:pPr>
+              <w:pStyle w:val="Normal"/>
+              <w:jc w:val="left"/>
+              <w:pBdr>
+                <w:bottom w:val="none" w:sz="0" w:space="0" w:color="000000"/>
+                <w:top w:val="none" w:sz="0" w:space="0" w:color="000000"/>
+                <w:left w:val="none" w:sz="0" w:space="0" w:color="000000"/>
+                <w:right w:val="none" w:sz="0" w:space="0" w:color="000000"/>
+              </w:pBdr>
+              <w:spacing w:after="100" w:before="100" w:line="240"/>
+              <w:ind w:left="100" w:right="100" w:firstLine="0" w:firstLineChars="0"/>
+              <w:rPr>
+                <w:rFonts w:ascii="Arial" w:hAnsi="Arial" w:eastAsia="Arial" w:cs="Arial"/>
+                <w:i w:val="false"/>
+                <w:b w:val="false"/>
+                <w:u w:val="none"/>
+                <w:sz w:val="18"/>
+                <w:szCs w:val="18"/>
+                <w:color w:val="000000"/>
+              </w:rPr>
+            </w:pPr>
+            <w:r>
+              <w:rPr>
+                <w:rFonts w:ascii="Arial" w:hAnsi="Arial" w:eastAsia="Arial" w:cs="Arial"/>
+                <w:i w:val="false"/>
+                <w:b w:val="false"/>
+                <w:u w:val="none"/>
+                <w:sz w:val="18"/>
+                <w:szCs w:val="18"/>
+                <w:color w:val="000000"/>
+              </w:rPr>
               <w:t xml:space="preserve">55.80 [50.00, 64.20]</w:t>
             </w:r>
           </w:p>
@@ -2453,60 +2506,7 @@
                 <w:szCs w:val="18"/>
                 <w:color w:val="000000"/>
               </w:rPr>
-              <w:t xml:space="preserve">51.90 [47.62, 58.30]</w:t>
-            </w:r>
-          </w:p>
-        </w:tc>
-        <w:tc>
-          <w:tcPr>
-            <w:tcBorders>
-              <w:bottom w:val="none" w:sz="0" w:space="0" w:color="000000"/>
-              <w:top w:val="none" w:sz="0" w:space="0" w:color="000000"/>
-              <w:left w:val="none" w:sz="0" w:space="0" w:color="000000"/>
-              <w:right w:val="none" w:sz="0" w:space="0" w:color="000000"/>
-            </w:tcBorders>
-            <w:shd w:val="clear" w:color="auto" w:fill="FFFFFF"/>
-            <w:tcMar>
-              <w:top w:w="0" w:type="dxa"/>
-              <w:bottom w:w="0" w:type="dxa"/>
-              <w:left w:w="0" w:type="dxa"/>
-              <w:right w:w="0" w:type="dxa"/>
-            </w:tcMar>
-            <w:vAlign w:val="center"/>
-          </w:tcPr>
-          <w:p>
-            <w:pPr>
-              <w:pStyle w:val="Normal"/>
-              <w:jc w:val="left"/>
-              <w:pBdr>
-                <w:bottom w:val="none" w:sz="0" w:space="0" w:color="000000"/>
-                <w:top w:val="none" w:sz="0" w:space="0" w:color="000000"/>
-                <w:left w:val="none" w:sz="0" w:space="0" w:color="000000"/>
-                <w:right w:val="none" w:sz="0" w:space="0" w:color="000000"/>
-              </w:pBdr>
-              <w:spacing w:after="100" w:before="100" w:line="240"/>
-              <w:ind w:left="100" w:right="100" w:firstLine="0" w:firstLineChars="0"/>
-              <w:rPr>
-                <w:rFonts w:ascii="Arial" w:hAnsi="Arial" w:eastAsia="Arial" w:cs="Arial"/>
-                <w:i w:val="false"/>
-                <w:b w:val="false"/>
-                <w:u w:val="none"/>
-                <w:sz w:val="18"/>
-                <w:szCs w:val="18"/>
-                <w:color w:val="000000"/>
-              </w:rPr>
-            </w:pPr>
-            <w:r>
-              <w:rPr>
-                <w:rFonts w:ascii="Arial" w:hAnsi="Arial" w:eastAsia="Arial" w:cs="Arial"/>
-                <w:i w:val="false"/>
-                <w:b w:val="false"/>
-                <w:u w:val="none"/>
-                <w:sz w:val="18"/>
-                <w:szCs w:val="18"/>
-                <w:color w:val="000000"/>
-              </w:rPr>
-              <w:t xml:space="preserve">58.30 [51.90, 64.20]</w:t>
+              <w:t xml:space="preserve">51.90 [48.10, 58.30]</w:t>
             </w:r>
           </w:p>
         </w:tc>
@@ -2612,7 +2612,7 @@
                 <w:szCs w:val="18"/>
                 <w:color w:val="000000"/>
               </w:rPr>
-              <w:t xml:space="preserve">0.001</w:t>
+              <w:t xml:space="preserve">0.002</w:t>
             </w:r>
           </w:p>
         </w:tc>
@@ -2724,6 +2724,59 @@
                 <w:szCs w:val="18"/>
                 <w:color w:val="000000"/>
               </w:rPr>
+              <w:t xml:space="preserve">41.60 [41.60, 41.60]</w:t>
+            </w:r>
+          </w:p>
+        </w:tc>
+        <w:tc>
+          <w:tcPr>
+            <w:tcBorders>
+              <w:bottom w:val="none" w:sz="0" w:space="0" w:color="000000"/>
+              <w:top w:val="none" w:sz="0" w:space="0" w:color="000000"/>
+              <w:left w:val="none" w:sz="0" w:space="0" w:color="000000"/>
+              <w:right w:val="none" w:sz="0" w:space="0" w:color="000000"/>
+            </w:tcBorders>
+            <w:shd w:val="clear" w:color="auto" w:fill="FFFFFF"/>
+            <w:tcMar>
+              <w:top w:w="0" w:type="dxa"/>
+              <w:bottom w:w="0" w:type="dxa"/>
+              <w:left w:w="0" w:type="dxa"/>
+              <w:right w:w="0" w:type="dxa"/>
+            </w:tcMar>
+            <w:vAlign w:val="center"/>
+          </w:tcPr>
+          <w:p>
+            <w:pPr>
+              <w:pStyle w:val="Normal"/>
+              <w:jc w:val="left"/>
+              <w:pBdr>
+                <w:bottom w:val="none" w:sz="0" w:space="0" w:color="000000"/>
+                <w:top w:val="none" w:sz="0" w:space="0" w:color="000000"/>
+                <w:left w:val="none" w:sz="0" w:space="0" w:color="000000"/>
+                <w:right w:val="none" w:sz="0" w:space="0" w:color="000000"/>
+              </w:pBdr>
+              <w:spacing w:after="100" w:before="100" w:line="240"/>
+              <w:ind w:left="100" w:right="100" w:firstLine="0" w:firstLineChars="0"/>
+              <w:rPr>
+                <w:rFonts w:ascii="Arial" w:hAnsi="Arial" w:eastAsia="Arial" w:cs="Arial"/>
+                <w:i w:val="false"/>
+                <w:b w:val="false"/>
+                <w:u w:val="none"/>
+                <w:sz w:val="18"/>
+                <w:szCs w:val="18"/>
+                <w:color w:val="000000"/>
+              </w:rPr>
+            </w:pPr>
+            <w:r>
+              <w:rPr>
+                <w:rFonts w:ascii="Arial" w:hAnsi="Arial" w:eastAsia="Arial" w:cs="Arial"/>
+                <w:i w:val="false"/>
+                <w:b w:val="false"/>
+                <w:u w:val="none"/>
+                <w:sz w:val="18"/>
+                <w:szCs w:val="18"/>
+                <w:color w:val="000000"/>
+              </w:rPr>
               <w:t xml:space="preserve">41.60 [41.60, 52.00]</w:t>
             </w:r>
           </w:p>
@@ -2830,59 +2883,6 @@
                 <w:szCs w:val="18"/>
                 <w:color w:val="000000"/>
               </w:rPr>
-              <w:t xml:space="preserve">41.60 [41.60, 41.60]</w:t>
-            </w:r>
-          </w:p>
-        </w:tc>
-        <w:tc>
-          <w:tcPr>
-            <w:tcBorders>
-              <w:bottom w:val="none" w:sz="0" w:space="0" w:color="000000"/>
-              <w:top w:val="none" w:sz="0" w:space="0" w:color="000000"/>
-              <w:left w:val="none" w:sz="0" w:space="0" w:color="000000"/>
-              <w:right w:val="none" w:sz="0" w:space="0" w:color="000000"/>
-            </w:tcBorders>
-            <w:shd w:val="clear" w:color="auto" w:fill="FFFFFF"/>
-            <w:tcMar>
-              <w:top w:w="0" w:type="dxa"/>
-              <w:bottom w:w="0" w:type="dxa"/>
-              <w:left w:w="0" w:type="dxa"/>
-              <w:right w:w="0" w:type="dxa"/>
-            </w:tcMar>
-            <w:vAlign w:val="center"/>
-          </w:tcPr>
-          <w:p>
-            <w:pPr>
-              <w:pStyle w:val="Normal"/>
-              <w:jc w:val="left"/>
-              <w:pBdr>
-                <w:bottom w:val="none" w:sz="0" w:space="0" w:color="000000"/>
-                <w:top w:val="none" w:sz="0" w:space="0" w:color="000000"/>
-                <w:left w:val="none" w:sz="0" w:space="0" w:color="000000"/>
-                <w:right w:val="none" w:sz="0" w:space="0" w:color="000000"/>
-              </w:pBdr>
-              <w:spacing w:after="100" w:before="100" w:line="240"/>
-              <w:ind w:left="100" w:right="100" w:firstLine="0" w:firstLineChars="0"/>
-              <w:rPr>
-                <w:rFonts w:ascii="Arial" w:hAnsi="Arial" w:eastAsia="Arial" w:cs="Arial"/>
-                <w:i w:val="false"/>
-                <w:b w:val="false"/>
-                <w:u w:val="none"/>
-                <w:sz w:val="18"/>
-                <w:szCs w:val="18"/>
-                <w:color w:val="000000"/>
-              </w:rPr>
-            </w:pPr>
-            <w:r>
-              <w:rPr>
-                <w:rFonts w:ascii="Arial" w:hAnsi="Arial" w:eastAsia="Arial" w:cs="Arial"/>
-                <w:i w:val="false"/>
-                <w:b w:val="false"/>
-                <w:u w:val="none"/>
-                <w:sz w:val="18"/>
-                <w:szCs w:val="18"/>
-                <w:color w:val="000000"/>
-              </w:rPr>
               <w:t xml:space="preserve">&lt;0.001</w:t>
             </w:r>
           </w:p>
@@ -2936,7 +2936,7 @@
                 <w:szCs w:val="18"/>
                 <w:color w:val="000000"/>
               </w:rPr>
-              <w:t xml:space="preserve">0.008</w:t>
+              <w:t xml:space="preserve">0.006</w:t>
             </w:r>
           </w:p>
         </w:tc>
@@ -3048,6 +3048,59 @@
                 <w:szCs w:val="18"/>
                 <w:color w:val="000000"/>
               </w:rPr>
+              <w:t xml:space="preserve">54.70 [50.50, 61.20]</w:t>
+            </w:r>
+          </w:p>
+        </w:tc>
+        <w:tc>
+          <w:tcPr>
+            <w:tcBorders>
+              <w:bottom w:val="none" w:sz="0" w:space="0" w:color="000000"/>
+              <w:top w:val="none" w:sz="0" w:space="0" w:color="000000"/>
+              <w:left w:val="none" w:sz="0" w:space="0" w:color="000000"/>
+              <w:right w:val="none" w:sz="0" w:space="0" w:color="000000"/>
+            </w:tcBorders>
+            <w:shd w:val="clear" w:color="auto" w:fill="FFFFFF"/>
+            <w:tcMar>
+              <w:top w:w="0" w:type="dxa"/>
+              <w:bottom w:w="0" w:type="dxa"/>
+              <w:left w:w="0" w:type="dxa"/>
+              <w:right w:w="0" w:type="dxa"/>
+            </w:tcMar>
+            <w:vAlign w:val="center"/>
+          </w:tcPr>
+          <w:p>
+            <w:pPr>
+              <w:pStyle w:val="Normal"/>
+              <w:jc w:val="left"/>
+              <w:pBdr>
+                <w:bottom w:val="none" w:sz="0" w:space="0" w:color="000000"/>
+                <w:top w:val="none" w:sz="0" w:space="0" w:color="000000"/>
+                <w:left w:val="none" w:sz="0" w:space="0" w:color="000000"/>
+                <w:right w:val="none" w:sz="0" w:space="0" w:color="000000"/>
+              </w:pBdr>
+              <w:spacing w:after="100" w:before="100" w:line="240"/>
+              <w:ind w:left="100" w:right="100" w:firstLine="0" w:firstLineChars="0"/>
+              <w:rPr>
+                <w:rFonts w:ascii="Arial" w:hAnsi="Arial" w:eastAsia="Arial" w:cs="Arial"/>
+                <w:i w:val="false"/>
+                <w:b w:val="false"/>
+                <w:u w:val="none"/>
+                <w:sz w:val="18"/>
+                <w:szCs w:val="18"/>
+                <w:color w:val="000000"/>
+              </w:rPr>
+            </w:pPr>
+            <w:r>
+              <w:rPr>
+                <w:rFonts w:ascii="Arial" w:hAnsi="Arial" w:eastAsia="Arial" w:cs="Arial"/>
+                <w:i w:val="false"/>
+                <w:b w:val="false"/>
+                <w:u w:val="none"/>
+                <w:sz w:val="18"/>
+                <w:szCs w:val="18"/>
+                <w:color w:val="000000"/>
+              </w:rPr>
               <w:t xml:space="preserve">50.50 [47.30, 54.70]</w:t>
             </w:r>
           </w:p>
@@ -3154,59 +3207,6 @@
                 <w:szCs w:val="18"/>
                 <w:color w:val="000000"/>
               </w:rPr>
-              <w:t xml:space="preserve">54.70 [50.50, 61.20]</w:t>
-            </w:r>
-          </w:p>
-        </w:tc>
-        <w:tc>
-          <w:tcPr>
-            <w:tcBorders>
-              <w:bottom w:val="none" w:sz="0" w:space="0" w:color="000000"/>
-              <w:top w:val="none" w:sz="0" w:space="0" w:color="000000"/>
-              <w:left w:val="none" w:sz="0" w:space="0" w:color="000000"/>
-              <w:right w:val="none" w:sz="0" w:space="0" w:color="000000"/>
-            </w:tcBorders>
-            <w:shd w:val="clear" w:color="auto" w:fill="FFFFFF"/>
-            <w:tcMar>
-              <w:top w:w="0" w:type="dxa"/>
-              <w:bottom w:w="0" w:type="dxa"/>
-              <w:left w:w="0" w:type="dxa"/>
-              <w:right w:w="0" w:type="dxa"/>
-            </w:tcMar>
-            <w:vAlign w:val="center"/>
-          </w:tcPr>
-          <w:p>
-            <w:pPr>
-              <w:pStyle w:val="Normal"/>
-              <w:jc w:val="left"/>
-              <w:pBdr>
-                <w:bottom w:val="none" w:sz="0" w:space="0" w:color="000000"/>
-                <w:top w:val="none" w:sz="0" w:space="0" w:color="000000"/>
-                <w:left w:val="none" w:sz="0" w:space="0" w:color="000000"/>
-                <w:right w:val="none" w:sz="0" w:space="0" w:color="000000"/>
-              </w:pBdr>
-              <w:spacing w:after="100" w:before="100" w:line="240"/>
-              <w:ind w:left="100" w:right="100" w:firstLine="0" w:firstLineChars="0"/>
-              <w:rPr>
-                <w:rFonts w:ascii="Arial" w:hAnsi="Arial" w:eastAsia="Arial" w:cs="Arial"/>
-                <w:i w:val="false"/>
-                <w:b w:val="false"/>
-                <w:u w:val="none"/>
-                <w:sz w:val="18"/>
-                <w:szCs w:val="18"/>
-                <w:color w:val="000000"/>
-              </w:rPr>
-            </w:pPr>
-            <w:r>
-              <w:rPr>
-                <w:rFonts w:ascii="Arial" w:hAnsi="Arial" w:eastAsia="Arial" w:cs="Arial"/>
-                <w:i w:val="false"/>
-                <w:b w:val="false"/>
-                <w:u w:val="none"/>
-                <w:sz w:val="18"/>
-                <w:szCs w:val="18"/>
-                <w:color w:val="000000"/>
-              </w:rPr>
               <w:t xml:space="preserve">&lt;0.001</w:t>
             </w:r>
           </w:p>
@@ -3260,7 +3260,7 @@
                 <w:szCs w:val="18"/>
                 <w:color w:val="000000"/>
               </w:rPr>
-              <w:t xml:space="preserve">0.008</w:t>
+              <w:t xml:space="preserve">0.007</w:t>
             </w:r>
           </w:p>
         </w:tc>
@@ -3372,6 +3372,59 @@
                 <w:szCs w:val="18"/>
                 <w:color w:val="000000"/>
               </w:rPr>
+              <w:t xml:space="preserve">0.00 [0.00, 0.50]</w:t>
+            </w:r>
+          </w:p>
+        </w:tc>
+        <w:tc>
+          <w:tcPr>
+            <w:tcBorders>
+              <w:bottom w:val="none" w:sz="0" w:space="0" w:color="000000"/>
+              <w:top w:val="none" w:sz="0" w:space="0" w:color="000000"/>
+              <w:left w:val="none" w:sz="0" w:space="0" w:color="000000"/>
+              <w:right w:val="none" w:sz="0" w:space="0" w:color="000000"/>
+            </w:tcBorders>
+            <w:shd w:val="clear" w:color="auto" w:fill="FFFFFF"/>
+            <w:tcMar>
+              <w:top w:w="0" w:type="dxa"/>
+              <w:bottom w:w="0" w:type="dxa"/>
+              <w:left w:w="0" w:type="dxa"/>
+              <w:right w:w="0" w:type="dxa"/>
+            </w:tcMar>
+            <w:vAlign w:val="center"/>
+          </w:tcPr>
+          <w:p>
+            <w:pPr>
+              <w:pStyle w:val="Normal"/>
+              <w:jc w:val="left"/>
+              <w:pBdr>
+                <w:bottom w:val="none" w:sz="0" w:space="0" w:color="000000"/>
+                <w:top w:val="none" w:sz="0" w:space="0" w:color="000000"/>
+                <w:left w:val="none" w:sz="0" w:space="0" w:color="000000"/>
+                <w:right w:val="none" w:sz="0" w:space="0" w:color="000000"/>
+              </w:pBdr>
+              <w:spacing w:after="100" w:before="100" w:line="240"/>
+              <w:ind w:left="100" w:right="100" w:firstLine="0" w:firstLineChars="0"/>
+              <w:rPr>
+                <w:rFonts w:ascii="Arial" w:hAnsi="Arial" w:eastAsia="Arial" w:cs="Arial"/>
+                <w:i w:val="false"/>
+                <w:b w:val="false"/>
+                <w:u w:val="none"/>
+                <w:sz w:val="18"/>
+                <w:szCs w:val="18"/>
+                <w:color w:val="000000"/>
+              </w:rPr>
+            </w:pPr>
+            <w:r>
+              <w:rPr>
+                <w:rFonts w:ascii="Arial" w:hAnsi="Arial" w:eastAsia="Arial" w:cs="Arial"/>
+                <w:i w:val="false"/>
+                <w:b w:val="false"/>
+                <w:u w:val="none"/>
+                <w:sz w:val="18"/>
+                <w:szCs w:val="18"/>
+                <w:color w:val="000000"/>
+              </w:rPr>
               <w:t xml:space="preserve">1.00 [0.00, 2.00]</w:t>
             </w:r>
           </w:p>
@@ -3426,59 +3479,6 @@
                 <w:color w:val="000000"/>
               </w:rPr>
               <w:t xml:space="preserve">2.00 [1.00, 3.00]</w:t>
-            </w:r>
-          </w:p>
-        </w:tc>
-        <w:tc>
-          <w:tcPr>
-            <w:tcBorders>
-              <w:bottom w:val="none" w:sz="0" w:space="0" w:color="000000"/>
-              <w:top w:val="none" w:sz="0" w:space="0" w:color="000000"/>
-              <w:left w:val="none" w:sz="0" w:space="0" w:color="000000"/>
-              <w:right w:val="none" w:sz="0" w:space="0" w:color="000000"/>
-            </w:tcBorders>
-            <w:shd w:val="clear" w:color="auto" w:fill="FFFFFF"/>
-            <w:tcMar>
-              <w:top w:w="0" w:type="dxa"/>
-              <w:bottom w:w="0" w:type="dxa"/>
-              <w:left w:w="0" w:type="dxa"/>
-              <w:right w:w="0" w:type="dxa"/>
-            </w:tcMar>
-            <w:vAlign w:val="center"/>
-          </w:tcPr>
-          <w:p>
-            <w:pPr>
-              <w:pStyle w:val="Normal"/>
-              <w:jc w:val="left"/>
-              <w:pBdr>
-                <w:bottom w:val="none" w:sz="0" w:space="0" w:color="000000"/>
-                <w:top w:val="none" w:sz="0" w:space="0" w:color="000000"/>
-                <w:left w:val="none" w:sz="0" w:space="0" w:color="000000"/>
-                <w:right w:val="none" w:sz="0" w:space="0" w:color="000000"/>
-              </w:pBdr>
-              <w:spacing w:after="100" w:before="100" w:line="240"/>
-              <w:ind w:left="100" w:right="100" w:firstLine="0" w:firstLineChars="0"/>
-              <w:rPr>
-                <w:rFonts w:ascii="Arial" w:hAnsi="Arial" w:eastAsia="Arial" w:cs="Arial"/>
-                <w:i w:val="false"/>
-                <w:b w:val="false"/>
-                <w:u w:val="none"/>
-                <w:sz w:val="18"/>
-                <w:szCs w:val="18"/>
-                <w:color w:val="000000"/>
-              </w:rPr>
-            </w:pPr>
-            <w:r>
-              <w:rPr>
-                <w:rFonts w:ascii="Arial" w:hAnsi="Arial" w:eastAsia="Arial" w:cs="Arial"/>
-                <w:i w:val="false"/>
-                <w:b w:val="false"/>
-                <w:u w:val="none"/>
-                <w:sz w:val="18"/>
-                <w:szCs w:val="18"/>
-                <w:color w:val="000000"/>
-              </w:rPr>
-              <w:t xml:space="preserve">0.00 [0.00, 0.50]</w:t>
             </w:r>
           </w:p>
         </w:tc>
@@ -3696,6 +3696,59 @@
                 <w:szCs w:val="18"/>
                 <w:color w:val="000000"/>
               </w:rPr>
+              <w:t xml:space="preserve">0.65 [0.56, 0.74]</w:t>
+            </w:r>
+          </w:p>
+        </w:tc>
+        <w:tc>
+          <w:tcPr>
+            <w:tcBorders>
+              <w:bottom w:val="none" w:sz="0" w:space="0" w:color="000000"/>
+              <w:top w:val="none" w:sz="0" w:space="0" w:color="000000"/>
+              <w:left w:val="none" w:sz="0" w:space="0" w:color="000000"/>
+              <w:right w:val="none" w:sz="0" w:space="0" w:color="000000"/>
+            </w:tcBorders>
+            <w:shd w:val="clear" w:color="auto" w:fill="FFFFFF"/>
+            <w:tcMar>
+              <w:top w:w="0" w:type="dxa"/>
+              <w:bottom w:w="0" w:type="dxa"/>
+              <w:left w:w="0" w:type="dxa"/>
+              <w:right w:w="0" w:type="dxa"/>
+            </w:tcMar>
+            <w:vAlign w:val="center"/>
+          </w:tcPr>
+          <w:p>
+            <w:pPr>
+              <w:pStyle w:val="Normal"/>
+              <w:jc w:val="left"/>
+              <w:pBdr>
+                <w:bottom w:val="none" w:sz="0" w:space="0" w:color="000000"/>
+                <w:top w:val="none" w:sz="0" w:space="0" w:color="000000"/>
+                <w:left w:val="none" w:sz="0" w:space="0" w:color="000000"/>
+                <w:right w:val="none" w:sz="0" w:space="0" w:color="000000"/>
+              </w:pBdr>
+              <w:spacing w:after="100" w:before="100" w:line="240"/>
+              <w:ind w:left="100" w:right="100" w:firstLine="0" w:firstLineChars="0"/>
+              <w:rPr>
+                <w:rFonts w:ascii="Arial" w:hAnsi="Arial" w:eastAsia="Arial" w:cs="Arial"/>
+                <w:i w:val="false"/>
+                <w:b w:val="false"/>
+                <w:u w:val="none"/>
+                <w:sz w:val="18"/>
+                <w:szCs w:val="18"/>
+                <w:color w:val="000000"/>
+              </w:rPr>
+            </w:pPr>
+            <w:r>
+              <w:rPr>
+                <w:rFonts w:ascii="Arial" w:hAnsi="Arial" w:eastAsia="Arial" w:cs="Arial"/>
+                <w:i w:val="false"/>
+                <w:b w:val="false"/>
+                <w:u w:val="none"/>
+                <w:sz w:val="18"/>
+                <w:szCs w:val="18"/>
+                <w:color w:val="000000"/>
+              </w:rPr>
               <w:t xml:space="preserve">0.53 [0.39, 0.68]</w:t>
             </w:r>
           </w:p>
@@ -3750,59 +3803,6 @@
                 <w:color w:val="000000"/>
               </w:rPr>
               <w:t xml:space="preserve">0.44 [0.29, 0.61]</w:t>
-            </w:r>
-          </w:p>
-        </w:tc>
-        <w:tc>
-          <w:tcPr>
-            <w:tcBorders>
-              <w:bottom w:val="none" w:sz="0" w:space="0" w:color="000000"/>
-              <w:top w:val="none" w:sz="0" w:space="0" w:color="000000"/>
-              <w:left w:val="none" w:sz="0" w:space="0" w:color="000000"/>
-              <w:right w:val="none" w:sz="0" w:space="0" w:color="000000"/>
-            </w:tcBorders>
-            <w:shd w:val="clear" w:color="auto" w:fill="FFFFFF"/>
-            <w:tcMar>
-              <w:top w:w="0" w:type="dxa"/>
-              <w:bottom w:w="0" w:type="dxa"/>
-              <w:left w:w="0" w:type="dxa"/>
-              <w:right w:w="0" w:type="dxa"/>
-            </w:tcMar>
-            <w:vAlign w:val="center"/>
-          </w:tcPr>
-          <w:p>
-            <w:pPr>
-              <w:pStyle w:val="Normal"/>
-              <w:jc w:val="left"/>
-              <w:pBdr>
-                <w:bottom w:val="none" w:sz="0" w:space="0" w:color="000000"/>
-                <w:top w:val="none" w:sz="0" w:space="0" w:color="000000"/>
-                <w:left w:val="none" w:sz="0" w:space="0" w:color="000000"/>
-                <w:right w:val="none" w:sz="0" w:space="0" w:color="000000"/>
-              </w:pBdr>
-              <w:spacing w:after="100" w:before="100" w:line="240"/>
-              <w:ind w:left="100" w:right="100" w:firstLine="0" w:firstLineChars="0"/>
-              <w:rPr>
-                <w:rFonts w:ascii="Arial" w:hAnsi="Arial" w:eastAsia="Arial" w:cs="Arial"/>
-                <w:i w:val="false"/>
-                <w:b w:val="false"/>
-                <w:u w:val="none"/>
-                <w:sz w:val="18"/>
-                <w:szCs w:val="18"/>
-                <w:color w:val="000000"/>
-              </w:rPr>
-            </w:pPr>
-            <w:r>
-              <w:rPr>
-                <w:rFonts w:ascii="Arial" w:hAnsi="Arial" w:eastAsia="Arial" w:cs="Arial"/>
-                <w:i w:val="false"/>
-                <w:b w:val="false"/>
-                <w:u w:val="none"/>
-                <w:sz w:val="18"/>
-                <w:szCs w:val="18"/>
-                <w:color w:val="000000"/>
-              </w:rPr>
-              <w:t xml:space="preserve">0.65 [0.56, 0.74]</w:t>
             </w:r>
           </w:p>
         </w:tc>
@@ -4020,6 +4020,59 @@
                 <w:szCs w:val="18"/>
                 <w:color w:val="000000"/>
               </w:rPr>
+              <w:t xml:space="preserve">33.90 [33.90, 49.10]</w:t>
+            </w:r>
+          </w:p>
+        </w:tc>
+        <w:tc>
+          <w:tcPr>
+            <w:tcBorders>
+              <w:bottom w:val="none" w:sz="0" w:space="0" w:color="000000"/>
+              <w:top w:val="none" w:sz="0" w:space="0" w:color="000000"/>
+              <w:left w:val="none" w:sz="0" w:space="0" w:color="000000"/>
+              <w:right w:val="none" w:sz="0" w:space="0" w:color="000000"/>
+            </w:tcBorders>
+            <w:shd w:val="clear" w:color="auto" w:fill="FFFFFF"/>
+            <w:tcMar>
+              <w:top w:w="0" w:type="dxa"/>
+              <w:bottom w:w="0" w:type="dxa"/>
+              <w:left w:w="0" w:type="dxa"/>
+              <w:right w:w="0" w:type="dxa"/>
+            </w:tcMar>
+            <w:vAlign w:val="center"/>
+          </w:tcPr>
+          <w:p>
+            <w:pPr>
+              <w:pStyle w:val="Normal"/>
+              <w:jc w:val="left"/>
+              <w:pBdr>
+                <w:bottom w:val="none" w:sz="0" w:space="0" w:color="000000"/>
+                <w:top w:val="none" w:sz="0" w:space="0" w:color="000000"/>
+                <w:left w:val="none" w:sz="0" w:space="0" w:color="000000"/>
+                <w:right w:val="none" w:sz="0" w:space="0" w:color="000000"/>
+              </w:pBdr>
+              <w:spacing w:after="100" w:before="100" w:line="240"/>
+              <w:ind w:left="100" w:right="100" w:firstLine="0" w:firstLineChars="0"/>
+              <w:rPr>
+                <w:rFonts w:ascii="Arial" w:hAnsi="Arial" w:eastAsia="Arial" w:cs="Arial"/>
+                <w:i w:val="false"/>
+                <w:b w:val="false"/>
+                <w:u w:val="none"/>
+                <w:sz w:val="18"/>
+                <w:szCs w:val="18"/>
+                <w:color w:val="000000"/>
+              </w:rPr>
+            </w:pPr>
+            <w:r>
+              <w:rPr>
+                <w:rFonts w:ascii="Arial" w:hAnsi="Arial" w:eastAsia="Arial" w:cs="Arial"/>
+                <w:i w:val="false"/>
+                <w:b w:val="false"/>
+                <w:u w:val="none"/>
+                <w:sz w:val="18"/>
+                <w:szCs w:val="18"/>
+                <w:color w:val="000000"/>
+              </w:rPr>
               <w:t xml:space="preserve">49.90 [33.90, 56.50]</w:t>
             </w:r>
           </w:p>
@@ -4073,60 +4126,7 @@
                 <w:szCs w:val="18"/>
                 <w:color w:val="000000"/>
               </w:rPr>
-              <w:t xml:space="preserve">49.90 [42.20, 58.85]</w:t>
-            </w:r>
-          </w:p>
-        </w:tc>
-        <w:tc>
-          <w:tcPr>
-            <w:tcBorders>
-              <w:bottom w:val="none" w:sz="0" w:space="0" w:color="000000"/>
-              <w:top w:val="none" w:sz="0" w:space="0" w:color="000000"/>
-              <w:left w:val="none" w:sz="0" w:space="0" w:color="000000"/>
-              <w:right w:val="none" w:sz="0" w:space="0" w:color="000000"/>
-            </w:tcBorders>
-            <w:shd w:val="clear" w:color="auto" w:fill="FFFFFF"/>
-            <w:tcMar>
-              <w:top w:w="0" w:type="dxa"/>
-              <w:bottom w:w="0" w:type="dxa"/>
-              <w:left w:w="0" w:type="dxa"/>
-              <w:right w:w="0" w:type="dxa"/>
-            </w:tcMar>
-            <w:vAlign w:val="center"/>
-          </w:tcPr>
-          <w:p>
-            <w:pPr>
-              <w:pStyle w:val="Normal"/>
-              <w:jc w:val="left"/>
-              <w:pBdr>
-                <w:bottom w:val="none" w:sz="0" w:space="0" w:color="000000"/>
-                <w:top w:val="none" w:sz="0" w:space="0" w:color="000000"/>
-                <w:left w:val="none" w:sz="0" w:space="0" w:color="000000"/>
-                <w:right w:val="none" w:sz="0" w:space="0" w:color="000000"/>
-              </w:pBdr>
-              <w:spacing w:after="100" w:before="100" w:line="240"/>
-              <w:ind w:left="100" w:right="100" w:firstLine="0" w:firstLineChars="0"/>
-              <w:rPr>
-                <w:rFonts w:ascii="Arial" w:hAnsi="Arial" w:eastAsia="Arial" w:cs="Arial"/>
-                <w:i w:val="false"/>
-                <w:b w:val="false"/>
-                <w:u w:val="none"/>
-                <w:sz w:val="18"/>
-                <w:szCs w:val="18"/>
-                <w:color w:val="000000"/>
-              </w:rPr>
-            </w:pPr>
-            <w:r>
-              <w:rPr>
-                <w:rFonts w:ascii="Arial" w:hAnsi="Arial" w:eastAsia="Arial" w:cs="Arial"/>
-                <w:i w:val="false"/>
-                <w:b w:val="false"/>
-                <w:u w:val="none"/>
-                <w:sz w:val="18"/>
-                <w:szCs w:val="18"/>
-                <w:color w:val="000000"/>
-              </w:rPr>
-              <w:t xml:space="preserve">33.90 [33.90, 49.10]</w:t>
+              <w:t xml:space="preserve">49.90 [42.20, 60.20]</w:t>
             </w:r>
           </w:p>
         </w:tc>
@@ -4232,7 +4232,7 @@
                 <w:szCs w:val="18"/>
                 <w:color w:val="000000"/>
               </w:rPr>
-              <w:t xml:space="preserve">0.075</w:t>
+              <w:t xml:space="preserve">0.062</w:t>
             </w:r>
           </w:p>
         </w:tc>
@@ -4344,112 +4344,6 @@
                 <w:szCs w:val="18"/>
                 <w:color w:val="000000"/>
               </w:rPr>
-              <w:t xml:space="preserve">13.00 [4.00, 24.00]</w:t>
-            </w:r>
-          </w:p>
-        </w:tc>
-        <w:tc>
-          <w:tcPr>
-            <w:tcBorders>
-              <w:bottom w:val="none" w:sz="0" w:space="0" w:color="000000"/>
-              <w:top w:val="none" w:sz="0" w:space="0" w:color="000000"/>
-              <w:left w:val="none" w:sz="0" w:space="0" w:color="000000"/>
-              <w:right w:val="none" w:sz="0" w:space="0" w:color="000000"/>
-            </w:tcBorders>
-            <w:shd w:val="clear" w:color="auto" w:fill="FFFFFF"/>
-            <w:tcMar>
-              <w:top w:w="0" w:type="dxa"/>
-              <w:bottom w:w="0" w:type="dxa"/>
-              <w:left w:w="0" w:type="dxa"/>
-              <w:right w:w="0" w:type="dxa"/>
-            </w:tcMar>
-            <w:vAlign w:val="center"/>
-          </w:tcPr>
-          <w:p>
-            <w:pPr>
-              <w:pStyle w:val="Normal"/>
-              <w:jc w:val="left"/>
-              <w:pBdr>
-                <w:bottom w:val="none" w:sz="0" w:space="0" w:color="000000"/>
-                <w:top w:val="none" w:sz="0" w:space="0" w:color="000000"/>
-                <w:left w:val="none" w:sz="0" w:space="0" w:color="000000"/>
-                <w:right w:val="none" w:sz="0" w:space="0" w:color="000000"/>
-              </w:pBdr>
-              <w:spacing w:after="100" w:before="100" w:line="240"/>
-              <w:ind w:left="100" w:right="100" w:firstLine="0" w:firstLineChars="0"/>
-              <w:rPr>
-                <w:rFonts w:ascii="Arial" w:hAnsi="Arial" w:eastAsia="Arial" w:cs="Arial"/>
-                <w:i w:val="false"/>
-                <w:b w:val="false"/>
-                <w:u w:val="none"/>
-                <w:sz w:val="18"/>
-                <w:szCs w:val="18"/>
-                <w:color w:val="000000"/>
-              </w:rPr>
-            </w:pPr>
-            <w:r>
-              <w:rPr>
-                <w:rFonts w:ascii="Arial" w:hAnsi="Arial" w:eastAsia="Arial" w:cs="Arial"/>
-                <w:i w:val="false"/>
-                <w:b w:val="false"/>
-                <w:u w:val="none"/>
-                <w:sz w:val="18"/>
-                <w:szCs w:val="18"/>
-                <w:color w:val="000000"/>
-              </w:rPr>
-              <w:t xml:space="preserve">14.00 [5.75, 25.25]</w:t>
-            </w:r>
-          </w:p>
-        </w:tc>
-        <w:tc>
-          <w:tcPr>
-            <w:tcBorders>
-              <w:bottom w:val="none" w:sz="0" w:space="0" w:color="000000"/>
-              <w:top w:val="none" w:sz="0" w:space="0" w:color="000000"/>
-              <w:left w:val="none" w:sz="0" w:space="0" w:color="000000"/>
-              <w:right w:val="none" w:sz="0" w:space="0" w:color="000000"/>
-            </w:tcBorders>
-            <w:shd w:val="clear" w:color="auto" w:fill="FFFFFF"/>
-            <w:tcMar>
-              <w:top w:w="0" w:type="dxa"/>
-              <w:bottom w:w="0" w:type="dxa"/>
-              <w:left w:w="0" w:type="dxa"/>
-              <w:right w:w="0" w:type="dxa"/>
-            </w:tcMar>
-            <w:vAlign w:val="center"/>
-          </w:tcPr>
-          <w:p>
-            <w:pPr>
-              <w:pStyle w:val="Normal"/>
-              <w:jc w:val="left"/>
-              <w:pBdr>
-                <w:bottom w:val="none" w:sz="0" w:space="0" w:color="000000"/>
-                <w:top w:val="none" w:sz="0" w:space="0" w:color="000000"/>
-                <w:left w:val="none" w:sz="0" w:space="0" w:color="000000"/>
-                <w:right w:val="none" w:sz="0" w:space="0" w:color="000000"/>
-              </w:pBdr>
-              <w:spacing w:after="100" w:before="100" w:line="240"/>
-              <w:ind w:left="100" w:right="100" w:firstLine="0" w:firstLineChars="0"/>
-              <w:rPr>
-                <w:rFonts w:ascii="Arial" w:hAnsi="Arial" w:eastAsia="Arial" w:cs="Arial"/>
-                <w:i w:val="false"/>
-                <w:b w:val="false"/>
-                <w:u w:val="none"/>
-                <w:sz w:val="18"/>
-                <w:szCs w:val="18"/>
-                <w:color w:val="000000"/>
-              </w:rPr>
-            </w:pPr>
-            <w:r>
-              <w:rPr>
-                <w:rFonts w:ascii="Arial" w:hAnsi="Arial" w:eastAsia="Arial" w:cs="Arial"/>
-                <w:i w:val="false"/>
-                <w:b w:val="false"/>
-                <w:u w:val="none"/>
-                <w:sz w:val="18"/>
-                <w:szCs w:val="18"/>
-                <w:color w:val="000000"/>
-              </w:rPr>
               <w:t xml:space="preserve">4.00 [1.00, 9.00]</w:t>
             </w:r>
           </w:p>
@@ -4503,6 +4397,112 @@
                 <w:szCs w:val="18"/>
                 <w:color w:val="000000"/>
               </w:rPr>
+              <w:t xml:space="preserve">13.00 [4.00, 23.75]</w:t>
+            </w:r>
+          </w:p>
+        </w:tc>
+        <w:tc>
+          <w:tcPr>
+            <w:tcBorders>
+              <w:bottom w:val="none" w:sz="0" w:space="0" w:color="000000"/>
+              <w:top w:val="none" w:sz="0" w:space="0" w:color="000000"/>
+              <w:left w:val="none" w:sz="0" w:space="0" w:color="000000"/>
+              <w:right w:val="none" w:sz="0" w:space="0" w:color="000000"/>
+            </w:tcBorders>
+            <w:shd w:val="clear" w:color="auto" w:fill="FFFFFF"/>
+            <w:tcMar>
+              <w:top w:w="0" w:type="dxa"/>
+              <w:bottom w:w="0" w:type="dxa"/>
+              <w:left w:w="0" w:type="dxa"/>
+              <w:right w:w="0" w:type="dxa"/>
+            </w:tcMar>
+            <w:vAlign w:val="center"/>
+          </w:tcPr>
+          <w:p>
+            <w:pPr>
+              <w:pStyle w:val="Normal"/>
+              <w:jc w:val="left"/>
+              <w:pBdr>
+                <w:bottom w:val="none" w:sz="0" w:space="0" w:color="000000"/>
+                <w:top w:val="none" w:sz="0" w:space="0" w:color="000000"/>
+                <w:left w:val="none" w:sz="0" w:space="0" w:color="000000"/>
+                <w:right w:val="none" w:sz="0" w:space="0" w:color="000000"/>
+              </w:pBdr>
+              <w:spacing w:after="100" w:before="100" w:line="240"/>
+              <w:ind w:left="100" w:right="100" w:firstLine="0" w:firstLineChars="0"/>
+              <w:rPr>
+                <w:rFonts w:ascii="Arial" w:hAnsi="Arial" w:eastAsia="Arial" w:cs="Arial"/>
+                <w:i w:val="false"/>
+                <w:b w:val="false"/>
+                <w:u w:val="none"/>
+                <w:sz w:val="18"/>
+                <w:szCs w:val="18"/>
+                <w:color w:val="000000"/>
+              </w:rPr>
+            </w:pPr>
+            <w:r>
+              <w:rPr>
+                <w:rFonts w:ascii="Arial" w:hAnsi="Arial" w:eastAsia="Arial" w:cs="Arial"/>
+                <w:i w:val="false"/>
+                <w:b w:val="false"/>
+                <w:u w:val="none"/>
+                <w:sz w:val="18"/>
+                <w:szCs w:val="18"/>
+                <w:color w:val="000000"/>
+              </w:rPr>
+              <w:t xml:space="preserve">14.00 [6.00, 25.00]</w:t>
+            </w:r>
+          </w:p>
+        </w:tc>
+        <w:tc>
+          <w:tcPr>
+            <w:tcBorders>
+              <w:bottom w:val="none" w:sz="0" w:space="0" w:color="000000"/>
+              <w:top w:val="none" w:sz="0" w:space="0" w:color="000000"/>
+              <w:left w:val="none" w:sz="0" w:space="0" w:color="000000"/>
+              <w:right w:val="none" w:sz="0" w:space="0" w:color="000000"/>
+            </w:tcBorders>
+            <w:shd w:val="clear" w:color="auto" w:fill="FFFFFF"/>
+            <w:tcMar>
+              <w:top w:w="0" w:type="dxa"/>
+              <w:bottom w:w="0" w:type="dxa"/>
+              <w:left w:w="0" w:type="dxa"/>
+              <w:right w:w="0" w:type="dxa"/>
+            </w:tcMar>
+            <w:vAlign w:val="center"/>
+          </w:tcPr>
+          <w:p>
+            <w:pPr>
+              <w:pStyle w:val="Normal"/>
+              <w:jc w:val="left"/>
+              <w:pBdr>
+                <w:bottom w:val="none" w:sz="0" w:space="0" w:color="000000"/>
+                <w:top w:val="none" w:sz="0" w:space="0" w:color="000000"/>
+                <w:left w:val="none" w:sz="0" w:space="0" w:color="000000"/>
+                <w:right w:val="none" w:sz="0" w:space="0" w:color="000000"/>
+              </w:pBdr>
+              <w:spacing w:after="100" w:before="100" w:line="240"/>
+              <w:ind w:left="100" w:right="100" w:firstLine="0" w:firstLineChars="0"/>
+              <w:rPr>
+                <w:rFonts w:ascii="Arial" w:hAnsi="Arial" w:eastAsia="Arial" w:cs="Arial"/>
+                <w:i w:val="false"/>
+                <w:b w:val="false"/>
+                <w:u w:val="none"/>
+                <w:sz w:val="18"/>
+                <w:szCs w:val="18"/>
+                <w:color w:val="000000"/>
+              </w:rPr>
+            </w:pPr>
+            <w:r>
+              <w:rPr>
+                <w:rFonts w:ascii="Arial" w:hAnsi="Arial" w:eastAsia="Arial" w:cs="Arial"/>
+                <w:i w:val="false"/>
+                <w:b w:val="false"/>
+                <w:u w:val="none"/>
+                <w:sz w:val="18"/>
+                <w:szCs w:val="18"/>
+                <w:color w:val="000000"/>
+              </w:rPr>
               <w:t xml:space="preserve">&lt;0.001</w:t>
             </w:r>
           </w:p>
@@ -4556,7 +4556,7 @@
                 <w:szCs w:val="18"/>
                 <w:color w:val="000000"/>
               </w:rPr>
-              <w:t xml:space="preserve">0.526</w:t>
+              <w:t xml:space="preserve">0.540</w:t>
             </w:r>
           </w:p>
         </w:tc>
@@ -4668,6 +4668,59 @@
                 <w:szCs w:val="18"/>
                 <w:color w:val="000000"/>
               </w:rPr>
+              <w:t xml:space="preserve">2.00 [0.00, 4.00]</w:t>
+            </w:r>
+          </w:p>
+        </w:tc>
+        <w:tc>
+          <w:tcPr>
+            <w:tcBorders>
+              <w:bottom w:val="none" w:sz="0" w:space="0" w:color="000000"/>
+              <w:top w:val="none" w:sz="0" w:space="0" w:color="000000"/>
+              <w:left w:val="none" w:sz="0" w:space="0" w:color="000000"/>
+              <w:right w:val="none" w:sz="0" w:space="0" w:color="000000"/>
+            </w:tcBorders>
+            <w:shd w:val="clear" w:color="auto" w:fill="FFFFFF"/>
+            <w:tcMar>
+              <w:top w:w="0" w:type="dxa"/>
+              <w:bottom w:w="0" w:type="dxa"/>
+              <w:left w:w="0" w:type="dxa"/>
+              <w:right w:w="0" w:type="dxa"/>
+            </w:tcMar>
+            <w:vAlign w:val="center"/>
+          </w:tcPr>
+          <w:p>
+            <w:pPr>
+              <w:pStyle w:val="Normal"/>
+              <w:jc w:val="left"/>
+              <w:pBdr>
+                <w:bottom w:val="none" w:sz="0" w:space="0" w:color="000000"/>
+                <w:top w:val="none" w:sz="0" w:space="0" w:color="000000"/>
+                <w:left w:val="none" w:sz="0" w:space="0" w:color="000000"/>
+                <w:right w:val="none" w:sz="0" w:space="0" w:color="000000"/>
+              </w:pBdr>
+              <w:spacing w:after="100" w:before="100" w:line="240"/>
+              <w:ind w:left="100" w:right="100" w:firstLine="0" w:firstLineChars="0"/>
+              <w:rPr>
+                <w:rFonts w:ascii="Arial" w:hAnsi="Arial" w:eastAsia="Arial" w:cs="Arial"/>
+                <w:i w:val="false"/>
+                <w:b w:val="false"/>
+                <w:u w:val="none"/>
+                <w:sz w:val="18"/>
+                <w:szCs w:val="18"/>
+                <w:color w:val="000000"/>
+              </w:rPr>
+            </w:pPr>
+            <w:r>
+              <w:rPr>
+                <w:rFonts w:ascii="Arial" w:hAnsi="Arial" w:eastAsia="Arial" w:cs="Arial"/>
+                <w:i w:val="false"/>
+                <w:b w:val="false"/>
+                <w:u w:val="none"/>
+                <w:sz w:val="18"/>
+                <w:szCs w:val="18"/>
+                <w:color w:val="000000"/>
+              </w:rPr>
               <w:t xml:space="preserve">6.00 [2.00, 10.00]</w:t>
             </w:r>
           </w:p>
@@ -4774,59 +4827,6 @@
                 <w:szCs w:val="18"/>
                 <w:color w:val="000000"/>
               </w:rPr>
-              <w:t xml:space="preserve">2.00 [0.00, 4.00]</w:t>
-            </w:r>
-          </w:p>
-        </w:tc>
-        <w:tc>
-          <w:tcPr>
-            <w:tcBorders>
-              <w:bottom w:val="none" w:sz="0" w:space="0" w:color="000000"/>
-              <w:top w:val="none" w:sz="0" w:space="0" w:color="000000"/>
-              <w:left w:val="none" w:sz="0" w:space="0" w:color="000000"/>
-              <w:right w:val="none" w:sz="0" w:space="0" w:color="000000"/>
-            </w:tcBorders>
-            <w:shd w:val="clear" w:color="auto" w:fill="FFFFFF"/>
-            <w:tcMar>
-              <w:top w:w="0" w:type="dxa"/>
-              <w:bottom w:w="0" w:type="dxa"/>
-              <w:left w:w="0" w:type="dxa"/>
-              <w:right w:w="0" w:type="dxa"/>
-            </w:tcMar>
-            <w:vAlign w:val="center"/>
-          </w:tcPr>
-          <w:p>
-            <w:pPr>
-              <w:pStyle w:val="Normal"/>
-              <w:jc w:val="left"/>
-              <w:pBdr>
-                <w:bottom w:val="none" w:sz="0" w:space="0" w:color="000000"/>
-                <w:top w:val="none" w:sz="0" w:space="0" w:color="000000"/>
-                <w:left w:val="none" w:sz="0" w:space="0" w:color="000000"/>
-                <w:right w:val="none" w:sz="0" w:space="0" w:color="000000"/>
-              </w:pBdr>
-              <w:spacing w:after="100" w:before="100" w:line="240"/>
-              <w:ind w:left="100" w:right="100" w:firstLine="0" w:firstLineChars="0"/>
-              <w:rPr>
-                <w:rFonts w:ascii="Arial" w:hAnsi="Arial" w:eastAsia="Arial" w:cs="Arial"/>
-                <w:i w:val="false"/>
-                <w:b w:val="false"/>
-                <w:u w:val="none"/>
-                <w:sz w:val="18"/>
-                <w:szCs w:val="18"/>
-                <w:color w:val="000000"/>
-              </w:rPr>
-            </w:pPr>
-            <w:r>
-              <w:rPr>
-                <w:rFonts w:ascii="Arial" w:hAnsi="Arial" w:eastAsia="Arial" w:cs="Arial"/>
-                <w:i w:val="false"/>
-                <w:b w:val="false"/>
-                <w:u w:val="none"/>
-                <w:sz w:val="18"/>
-                <w:szCs w:val="18"/>
-                <w:color w:val="000000"/>
-              </w:rPr>
               <w:t xml:space="preserve">&lt;0.001</w:t>
             </w:r>
           </w:p>
@@ -4880,7 +4880,7 @@
                 <w:szCs w:val="18"/>
                 <w:color w:val="000000"/>
               </w:rPr>
-              <w:t xml:space="preserve">0.527</w:t>
+              <w:t xml:space="preserve">0.449</w:t>
             </w:r>
           </w:p>
         </w:tc>
@@ -4992,6 +4992,59 @@
                 <w:szCs w:val="18"/>
                 <w:color w:val="000000"/>
               </w:rPr>
+              <w:t xml:space="preserve">1.00 [0.00, 2.00]</w:t>
+            </w:r>
+          </w:p>
+        </w:tc>
+        <w:tc>
+          <w:tcPr>
+            <w:tcBorders>
+              <w:bottom w:val="none" w:sz="0" w:space="0" w:color="000000"/>
+              <w:top w:val="none" w:sz="0" w:space="0" w:color="000000"/>
+              <w:left w:val="none" w:sz="0" w:space="0" w:color="000000"/>
+              <w:right w:val="none" w:sz="0" w:space="0" w:color="000000"/>
+            </w:tcBorders>
+            <w:shd w:val="clear" w:color="auto" w:fill="FFFFFF"/>
+            <w:tcMar>
+              <w:top w:w="0" w:type="dxa"/>
+              <w:bottom w:w="0" w:type="dxa"/>
+              <w:left w:w="0" w:type="dxa"/>
+              <w:right w:w="0" w:type="dxa"/>
+            </w:tcMar>
+            <w:vAlign w:val="center"/>
+          </w:tcPr>
+          <w:p>
+            <w:pPr>
+              <w:pStyle w:val="Normal"/>
+              <w:jc w:val="left"/>
+              <w:pBdr>
+                <w:bottom w:val="none" w:sz="0" w:space="0" w:color="000000"/>
+                <w:top w:val="none" w:sz="0" w:space="0" w:color="000000"/>
+                <w:left w:val="none" w:sz="0" w:space="0" w:color="000000"/>
+                <w:right w:val="none" w:sz="0" w:space="0" w:color="000000"/>
+              </w:pBdr>
+              <w:spacing w:after="100" w:before="100" w:line="240"/>
+              <w:ind w:left="100" w:right="100" w:firstLine="0" w:firstLineChars="0"/>
+              <w:rPr>
+                <w:rFonts w:ascii="Arial" w:hAnsi="Arial" w:eastAsia="Arial" w:cs="Arial"/>
+                <w:i w:val="false"/>
+                <w:b w:val="false"/>
+                <w:u w:val="none"/>
+                <w:sz w:val="18"/>
+                <w:szCs w:val="18"/>
+                <w:color w:val="000000"/>
+              </w:rPr>
+            </w:pPr>
+            <w:r>
+              <w:rPr>
+                <w:rFonts w:ascii="Arial" w:hAnsi="Arial" w:eastAsia="Arial" w:cs="Arial"/>
+                <w:i w:val="false"/>
+                <w:b w:val="false"/>
+                <w:u w:val="none"/>
+                <w:sz w:val="18"/>
+                <w:szCs w:val="18"/>
+                <w:color w:val="000000"/>
+              </w:rPr>
               <w:t xml:space="preserve">2.00 [0.00, 4.00]</w:t>
             </w:r>
           </w:p>
@@ -5045,60 +5098,7 @@
                 <w:szCs w:val="18"/>
                 <w:color w:val="000000"/>
               </w:rPr>
-              <w:t xml:space="preserve">2.50 [1.00, 6.00]</w:t>
-            </w:r>
-          </w:p>
-        </w:tc>
-        <w:tc>
-          <w:tcPr>
-            <w:tcBorders>
-              <w:bottom w:val="none" w:sz="0" w:space="0" w:color="000000"/>
-              <w:top w:val="none" w:sz="0" w:space="0" w:color="000000"/>
-              <w:left w:val="none" w:sz="0" w:space="0" w:color="000000"/>
-              <w:right w:val="none" w:sz="0" w:space="0" w:color="000000"/>
-            </w:tcBorders>
-            <w:shd w:val="clear" w:color="auto" w:fill="FFFFFF"/>
-            <w:tcMar>
-              <w:top w:w="0" w:type="dxa"/>
-              <w:bottom w:w="0" w:type="dxa"/>
-              <w:left w:w="0" w:type="dxa"/>
-              <w:right w:w="0" w:type="dxa"/>
-            </w:tcMar>
-            <w:vAlign w:val="center"/>
-          </w:tcPr>
-          <w:p>
-            <w:pPr>
-              <w:pStyle w:val="Normal"/>
-              <w:jc w:val="left"/>
-              <w:pBdr>
-                <w:bottom w:val="none" w:sz="0" w:space="0" w:color="000000"/>
-                <w:top w:val="none" w:sz="0" w:space="0" w:color="000000"/>
-                <w:left w:val="none" w:sz="0" w:space="0" w:color="000000"/>
-                <w:right w:val="none" w:sz="0" w:space="0" w:color="000000"/>
-              </w:pBdr>
-              <w:spacing w:after="100" w:before="100" w:line="240"/>
-              <w:ind w:left="100" w:right="100" w:firstLine="0" w:firstLineChars="0"/>
-              <w:rPr>
-                <w:rFonts w:ascii="Arial" w:hAnsi="Arial" w:eastAsia="Arial" w:cs="Arial"/>
-                <w:i w:val="false"/>
-                <w:b w:val="false"/>
-                <w:u w:val="none"/>
-                <w:sz w:val="18"/>
-                <w:szCs w:val="18"/>
-                <w:color w:val="000000"/>
-              </w:rPr>
-            </w:pPr>
-            <w:r>
-              <w:rPr>
-                <w:rFonts w:ascii="Arial" w:hAnsi="Arial" w:eastAsia="Arial" w:cs="Arial"/>
-                <w:i w:val="false"/>
-                <w:b w:val="false"/>
-                <w:u w:val="none"/>
-                <w:sz w:val="18"/>
-                <w:szCs w:val="18"/>
-                <w:color w:val="000000"/>
-              </w:rPr>
-              <w:t xml:space="preserve">1.00 [0.00, 2.00]</w:t>
+              <w:t xml:space="preserve">2.00 [1.00, 6.00]</w:t>
             </w:r>
           </w:p>
         </w:tc>
@@ -5204,7 +5204,7 @@
                 <w:szCs w:val="18"/>
                 <w:color w:val="000000"/>
               </w:rPr>
-              <w:t xml:space="preserve">0.054</w:t>
+              <w:t xml:space="preserve">0.057</w:t>
             </w:r>
           </w:p>
         </w:tc>
@@ -5316,6 +5316,59 @@
                 <w:szCs w:val="18"/>
                 <w:color w:val="000000"/>
               </w:rPr>
+              <w:t xml:space="preserve">1.00 [0.00, 2.50]</w:t>
+            </w:r>
+          </w:p>
+        </w:tc>
+        <w:tc>
+          <w:tcPr>
+            <w:tcBorders>
+              <w:bottom w:val="none" w:sz="0" w:space="0" w:color="000000"/>
+              <w:top w:val="none" w:sz="0" w:space="0" w:color="000000"/>
+              <w:left w:val="none" w:sz="0" w:space="0" w:color="000000"/>
+              <w:right w:val="none" w:sz="0" w:space="0" w:color="000000"/>
+            </w:tcBorders>
+            <w:shd w:val="clear" w:color="auto" w:fill="FFFFFF"/>
+            <w:tcMar>
+              <w:top w:w="0" w:type="dxa"/>
+              <w:bottom w:w="0" w:type="dxa"/>
+              <w:left w:w="0" w:type="dxa"/>
+              <w:right w:w="0" w:type="dxa"/>
+            </w:tcMar>
+            <w:vAlign w:val="center"/>
+          </w:tcPr>
+          <w:p>
+            <w:pPr>
+              <w:pStyle w:val="Normal"/>
+              <w:jc w:val="left"/>
+              <w:pBdr>
+                <w:bottom w:val="none" w:sz="0" w:space="0" w:color="000000"/>
+                <w:top w:val="none" w:sz="0" w:space="0" w:color="000000"/>
+                <w:left w:val="none" w:sz="0" w:space="0" w:color="000000"/>
+                <w:right w:val="none" w:sz="0" w:space="0" w:color="000000"/>
+              </w:pBdr>
+              <w:spacing w:after="100" w:before="100" w:line="240"/>
+              <w:ind w:left="100" w:right="100" w:firstLine="0" w:firstLineChars="0"/>
+              <w:rPr>
+                <w:rFonts w:ascii="Arial" w:hAnsi="Arial" w:eastAsia="Arial" w:cs="Arial"/>
+                <w:i w:val="false"/>
+                <w:b w:val="false"/>
+                <w:u w:val="none"/>
+                <w:sz w:val="18"/>
+                <w:szCs w:val="18"/>
+                <w:color w:val="000000"/>
+              </w:rPr>
+            </w:pPr>
+            <w:r>
+              <w:rPr>
+                <w:rFonts w:ascii="Arial" w:hAnsi="Arial" w:eastAsia="Arial" w:cs="Arial"/>
+                <w:i w:val="false"/>
+                <w:b w:val="false"/>
+                <w:u w:val="none"/>
+                <w:sz w:val="18"/>
+                <w:szCs w:val="18"/>
+                <w:color w:val="000000"/>
+              </w:rPr>
               <w:t xml:space="preserve">4.00 [1.00, 9.00]</w:t>
             </w:r>
           </w:p>
@@ -5422,59 +5475,6 @@
                 <w:szCs w:val="18"/>
                 <w:color w:val="000000"/>
               </w:rPr>
-              <w:t xml:space="preserve">1.00 [0.00, 2.50]</w:t>
-            </w:r>
-          </w:p>
-        </w:tc>
-        <w:tc>
-          <w:tcPr>
-            <w:tcBorders>
-              <w:bottom w:val="none" w:sz="0" w:space="0" w:color="000000"/>
-              <w:top w:val="none" w:sz="0" w:space="0" w:color="000000"/>
-              <w:left w:val="none" w:sz="0" w:space="0" w:color="000000"/>
-              <w:right w:val="none" w:sz="0" w:space="0" w:color="000000"/>
-            </w:tcBorders>
-            <w:shd w:val="clear" w:color="auto" w:fill="FFFFFF"/>
-            <w:tcMar>
-              <w:top w:w="0" w:type="dxa"/>
-              <w:bottom w:w="0" w:type="dxa"/>
-              <w:left w:w="0" w:type="dxa"/>
-              <w:right w:w="0" w:type="dxa"/>
-            </w:tcMar>
-            <w:vAlign w:val="center"/>
-          </w:tcPr>
-          <w:p>
-            <w:pPr>
-              <w:pStyle w:val="Normal"/>
-              <w:jc w:val="left"/>
-              <w:pBdr>
-                <w:bottom w:val="none" w:sz="0" w:space="0" w:color="000000"/>
-                <w:top w:val="none" w:sz="0" w:space="0" w:color="000000"/>
-                <w:left w:val="none" w:sz="0" w:space="0" w:color="000000"/>
-                <w:right w:val="none" w:sz="0" w:space="0" w:color="000000"/>
-              </w:pBdr>
-              <w:spacing w:after="100" w:before="100" w:line="240"/>
-              <w:ind w:left="100" w:right="100" w:firstLine="0" w:firstLineChars="0"/>
-              <w:rPr>
-                <w:rFonts w:ascii="Arial" w:hAnsi="Arial" w:eastAsia="Arial" w:cs="Arial"/>
-                <w:i w:val="false"/>
-                <w:b w:val="false"/>
-                <w:u w:val="none"/>
-                <w:sz w:val="18"/>
-                <w:szCs w:val="18"/>
-                <w:color w:val="000000"/>
-              </w:rPr>
-            </w:pPr>
-            <w:r>
-              <w:rPr>
-                <w:rFonts w:ascii="Arial" w:hAnsi="Arial" w:eastAsia="Arial" w:cs="Arial"/>
-                <w:i w:val="false"/>
-                <w:b w:val="false"/>
-                <w:u w:val="none"/>
-                <w:sz w:val="18"/>
-                <w:szCs w:val="18"/>
-                <w:color w:val="000000"/>
-              </w:rPr>
               <w:t xml:space="preserve">&lt;0.001</w:t>
             </w:r>
           </w:p>
@@ -5528,7 +5528,7 @@
                 <w:szCs w:val="18"/>
                 <w:color w:val="000000"/>
               </w:rPr>
-              <w:t xml:space="preserve">0.396</w:t>
+              <w:t xml:space="preserve">0.360</w:t>
             </w:r>
           </w:p>
         </w:tc>
@@ -5693,6 +5693,59 @@
                 <w:szCs w:val="18"/>
                 <w:color w:val="000000"/>
               </w:rPr>
+              <w:t xml:space="preserve">0.00 [0.00, 1.00]</w:t>
+            </w:r>
+          </w:p>
+        </w:tc>
+        <w:tc>
+          <w:tcPr>
+            <w:tcBorders>
+              <w:bottom w:val="none" w:sz="0" w:space="0" w:color="000000"/>
+              <w:top w:val="none" w:sz="0" w:space="0" w:color="000000"/>
+              <w:left w:val="none" w:sz="0" w:space="0" w:color="000000"/>
+              <w:right w:val="none" w:sz="0" w:space="0" w:color="000000"/>
+            </w:tcBorders>
+            <w:shd w:val="clear" w:color="auto" w:fill="FFFFFF"/>
+            <w:tcMar>
+              <w:top w:w="0" w:type="dxa"/>
+              <w:bottom w:w="0" w:type="dxa"/>
+              <w:left w:w="0" w:type="dxa"/>
+              <w:right w:w="0" w:type="dxa"/>
+            </w:tcMar>
+            <w:vAlign w:val="center"/>
+          </w:tcPr>
+          <w:p>
+            <w:pPr>
+              <w:pStyle w:val="Normal"/>
+              <w:jc w:val="left"/>
+              <w:pBdr>
+                <w:bottom w:val="none" w:sz="0" w:space="0" w:color="000000"/>
+                <w:top w:val="none" w:sz="0" w:space="0" w:color="000000"/>
+                <w:left w:val="none" w:sz="0" w:space="0" w:color="000000"/>
+                <w:right w:val="none" w:sz="0" w:space="0" w:color="000000"/>
+              </w:pBdr>
+              <w:spacing w:after="100" w:before="100" w:line="240"/>
+              <w:ind w:left="100" w:right="100" w:firstLine="0" w:firstLineChars="0"/>
+              <w:rPr>
+                <w:rFonts w:ascii="Arial" w:hAnsi="Arial" w:eastAsia="Arial" w:cs="Arial"/>
+                <w:i w:val="false"/>
+                <w:b w:val="false"/>
+                <w:u w:val="none"/>
+                <w:sz w:val="18"/>
+                <w:szCs w:val="18"/>
+                <w:color w:val="000000"/>
+              </w:rPr>
+            </w:pPr>
+            <w:r>
+              <w:rPr>
+                <w:rFonts w:ascii="Arial" w:hAnsi="Arial" w:eastAsia="Arial" w:cs="Arial"/>
+                <w:i w:val="false"/>
+                <w:b w:val="false"/>
+                <w:u w:val="none"/>
+                <w:sz w:val="18"/>
+                <w:szCs w:val="18"/>
+                <w:color w:val="000000"/>
+              </w:rPr>
               <w:t xml:space="preserve">0.00 [0.00, 2.00]</w:t>
             </w:r>
           </w:p>
@@ -5746,113 +5799,60 @@
                 <w:szCs w:val="18"/>
                 <w:color w:val="000000"/>
               </w:rPr>
-              <w:t xml:space="preserve">0.00 [0.00, 1.00]</w:t>
-            </w:r>
-          </w:p>
-        </w:tc>
-        <w:tc>
-          <w:tcPr>
-            <w:tcBorders>
-              <w:bottom w:val="none" w:sz="0" w:space="0" w:color="000000"/>
-              <w:top w:val="none" w:sz="0" w:space="0" w:color="000000"/>
-              <w:left w:val="none" w:sz="0" w:space="0" w:color="000000"/>
-              <w:right w:val="none" w:sz="0" w:space="0" w:color="000000"/>
-            </w:tcBorders>
-            <w:shd w:val="clear" w:color="auto" w:fill="FFFFFF"/>
-            <w:tcMar>
-              <w:top w:w="0" w:type="dxa"/>
-              <w:bottom w:w="0" w:type="dxa"/>
-              <w:left w:w="0" w:type="dxa"/>
-              <w:right w:w="0" w:type="dxa"/>
-            </w:tcMar>
-            <w:vAlign w:val="center"/>
-          </w:tcPr>
-          <w:p>
-            <w:pPr>
-              <w:pStyle w:val="Normal"/>
-              <w:jc w:val="left"/>
-              <w:pBdr>
-                <w:bottom w:val="none" w:sz="0" w:space="0" w:color="000000"/>
-                <w:top w:val="none" w:sz="0" w:space="0" w:color="000000"/>
-                <w:left w:val="none" w:sz="0" w:space="0" w:color="000000"/>
-                <w:right w:val="none" w:sz="0" w:space="0" w:color="000000"/>
-              </w:pBdr>
-              <w:spacing w:after="100" w:before="100" w:line="240"/>
-              <w:ind w:left="100" w:right="100" w:firstLine="0" w:firstLineChars="0"/>
-              <w:rPr>
-                <w:rFonts w:ascii="Arial" w:hAnsi="Arial" w:eastAsia="Arial" w:cs="Arial"/>
-                <w:i w:val="false"/>
-                <w:b w:val="false"/>
-                <w:u w:val="none"/>
-                <w:sz w:val="18"/>
-                <w:szCs w:val="18"/>
-                <w:color w:val="000000"/>
-              </w:rPr>
-            </w:pPr>
-            <w:r>
-              <w:rPr>
-                <w:rFonts w:ascii="Arial" w:hAnsi="Arial" w:eastAsia="Arial" w:cs="Arial"/>
-                <w:i w:val="false"/>
-                <w:b w:val="false"/>
-                <w:u w:val="none"/>
-                <w:sz w:val="18"/>
-                <w:szCs w:val="18"/>
-                <w:color w:val="000000"/>
-              </w:rPr>
-              <w:t xml:space="preserve">0.009</w:t>
-            </w:r>
-          </w:p>
-        </w:tc>
-        <w:tc>
-          <w:tcPr>
-            <w:tcBorders>
-              <w:bottom w:val="none" w:sz="0" w:space="0" w:color="000000"/>
-              <w:top w:val="none" w:sz="0" w:space="0" w:color="000000"/>
-              <w:left w:val="none" w:sz="0" w:space="0" w:color="000000"/>
-              <w:right w:val="none" w:sz="0" w:space="0" w:color="000000"/>
-            </w:tcBorders>
-            <w:shd w:val="clear" w:color="auto" w:fill="FFFFFF"/>
-            <w:tcMar>
-              <w:top w:w="0" w:type="dxa"/>
-              <w:bottom w:w="0" w:type="dxa"/>
-              <w:left w:w="0" w:type="dxa"/>
-              <w:right w:w="0" w:type="dxa"/>
-            </w:tcMar>
-            <w:vAlign w:val="center"/>
-          </w:tcPr>
-          <w:p>
-            <w:pPr>
-              <w:pStyle w:val="Normal"/>
-              <w:jc w:val="left"/>
-              <w:pBdr>
-                <w:bottom w:val="none" w:sz="0" w:space="0" w:color="000000"/>
-                <w:top w:val="none" w:sz="0" w:space="0" w:color="000000"/>
-                <w:left w:val="none" w:sz="0" w:space="0" w:color="000000"/>
-                <w:right w:val="none" w:sz="0" w:space="0" w:color="000000"/>
-              </w:pBdr>
-              <w:spacing w:after="100" w:before="100" w:line="240"/>
-              <w:ind w:left="100" w:right="100" w:firstLine="0" w:firstLineChars="0"/>
-              <w:rPr>
-                <w:rFonts w:ascii="Arial" w:hAnsi="Arial" w:eastAsia="Arial" w:cs="Arial"/>
-                <w:i w:val="false"/>
-                <w:b w:val="false"/>
-                <w:u w:val="none"/>
-                <w:sz w:val="18"/>
-                <w:szCs w:val="18"/>
-                <w:color w:val="000000"/>
-              </w:rPr>
-            </w:pPr>
-            <w:r>
-              <w:rPr>
-                <w:rFonts w:ascii="Arial" w:hAnsi="Arial" w:eastAsia="Arial" w:cs="Arial"/>
-                <w:i w:val="false"/>
-                <w:b w:val="false"/>
-                <w:u w:val="none"/>
-                <w:sz w:val="18"/>
-                <w:szCs w:val="18"/>
-                <w:color w:val="000000"/>
-              </w:rPr>
-              <w:t xml:space="preserve">0.109</w:t>
+              <w:t xml:space="preserve">0.007</w:t>
+            </w:r>
+          </w:p>
+        </w:tc>
+        <w:tc>
+          <w:tcPr>
+            <w:tcBorders>
+              <w:bottom w:val="none" w:sz="0" w:space="0" w:color="000000"/>
+              <w:top w:val="none" w:sz="0" w:space="0" w:color="000000"/>
+              <w:left w:val="none" w:sz="0" w:space="0" w:color="000000"/>
+              <w:right w:val="none" w:sz="0" w:space="0" w:color="000000"/>
+            </w:tcBorders>
+            <w:shd w:val="clear" w:color="auto" w:fill="FFFFFF"/>
+            <w:tcMar>
+              <w:top w:w="0" w:type="dxa"/>
+              <w:bottom w:w="0" w:type="dxa"/>
+              <w:left w:w="0" w:type="dxa"/>
+              <w:right w:w="0" w:type="dxa"/>
+            </w:tcMar>
+            <w:vAlign w:val="center"/>
+          </w:tcPr>
+          <w:p>
+            <w:pPr>
+              <w:pStyle w:val="Normal"/>
+              <w:jc w:val="left"/>
+              <w:pBdr>
+                <w:bottom w:val="none" w:sz="0" w:space="0" w:color="000000"/>
+                <w:top w:val="none" w:sz="0" w:space="0" w:color="000000"/>
+                <w:left w:val="none" w:sz="0" w:space="0" w:color="000000"/>
+                <w:right w:val="none" w:sz="0" w:space="0" w:color="000000"/>
+              </w:pBdr>
+              <w:spacing w:after="100" w:before="100" w:line="240"/>
+              <w:ind w:left="100" w:right="100" w:firstLine="0" w:firstLineChars="0"/>
+              <w:rPr>
+                <w:rFonts w:ascii="Arial" w:hAnsi="Arial" w:eastAsia="Arial" w:cs="Arial"/>
+                <w:i w:val="false"/>
+                <w:b w:val="false"/>
+                <w:u w:val="none"/>
+                <w:sz w:val="18"/>
+                <w:szCs w:val="18"/>
+                <w:color w:val="000000"/>
+              </w:rPr>
+            </w:pPr>
+            <w:r>
+              <w:rPr>
+                <w:rFonts w:ascii="Arial" w:hAnsi="Arial" w:eastAsia="Arial" w:cs="Arial"/>
+                <w:i w:val="false"/>
+                <w:b w:val="false"/>
+                <w:u w:val="none"/>
+                <w:sz w:val="18"/>
+                <w:szCs w:val="18"/>
+                <w:color w:val="000000"/>
+              </w:rPr>
+              <w:t xml:space="preserve">0.082</w:t>
             </w:r>
           </w:p>
         </w:tc>
@@ -5964,7 +5964,60 @@
                 <w:szCs w:val="18"/>
                 <w:color w:val="000000"/>
               </w:rPr>
-              <w:t xml:space="preserve">6.00 [5.00, 7.00]</w:t>
+              <w:t xml:space="preserve">7.00 [5.00, 7.00]</w:t>
+            </w:r>
+          </w:p>
+        </w:tc>
+        <w:tc>
+          <w:tcPr>
+            <w:tcBorders>
+              <w:bottom w:val="none" w:sz="0" w:space="0" w:color="000000"/>
+              <w:top w:val="none" w:sz="0" w:space="0" w:color="000000"/>
+              <w:left w:val="none" w:sz="0" w:space="0" w:color="000000"/>
+              <w:right w:val="none" w:sz="0" w:space="0" w:color="000000"/>
+            </w:tcBorders>
+            <w:shd w:val="clear" w:color="auto" w:fill="FFFFFF"/>
+            <w:tcMar>
+              <w:top w:w="0" w:type="dxa"/>
+              <w:bottom w:w="0" w:type="dxa"/>
+              <w:left w:w="0" w:type="dxa"/>
+              <w:right w:w="0" w:type="dxa"/>
+            </w:tcMar>
+            <w:vAlign w:val="center"/>
+          </w:tcPr>
+          <w:p>
+            <w:pPr>
+              <w:pStyle w:val="Normal"/>
+              <w:jc w:val="left"/>
+              <w:pBdr>
+                <w:bottom w:val="none" w:sz="0" w:space="0" w:color="000000"/>
+                <w:top w:val="none" w:sz="0" w:space="0" w:color="000000"/>
+                <w:left w:val="none" w:sz="0" w:space="0" w:color="000000"/>
+                <w:right w:val="none" w:sz="0" w:space="0" w:color="000000"/>
+              </w:pBdr>
+              <w:spacing w:after="100" w:before="100" w:line="240"/>
+              <w:ind w:left="100" w:right="100" w:firstLine="0" w:firstLineChars="0"/>
+              <w:rPr>
+                <w:rFonts w:ascii="Arial" w:hAnsi="Arial" w:eastAsia="Arial" w:cs="Arial"/>
+                <w:i w:val="false"/>
+                <w:b w:val="false"/>
+                <w:u w:val="none"/>
+                <w:sz w:val="18"/>
+                <w:szCs w:val="18"/>
+                <w:color w:val="000000"/>
+              </w:rPr>
+            </w:pPr>
+            <w:r>
+              <w:rPr>
+                <w:rFonts w:ascii="Arial" w:hAnsi="Arial" w:eastAsia="Arial" w:cs="Arial"/>
+                <w:i w:val="false"/>
+                <w:b w:val="false"/>
+                <w:u w:val="none"/>
+                <w:sz w:val="18"/>
+                <w:szCs w:val="18"/>
+                <w:color w:val="000000"/>
+              </w:rPr>
+              <w:t xml:space="preserve">6.00 [4.25, 7.00]</w:t>
             </w:r>
           </w:p>
         </w:tc>
@@ -6070,59 +6123,6 @@
                 <w:szCs w:val="18"/>
                 <w:color w:val="000000"/>
               </w:rPr>
-              <w:t xml:space="preserve">7.00 [5.00, 7.00]</w:t>
-            </w:r>
-          </w:p>
-        </w:tc>
-        <w:tc>
-          <w:tcPr>
-            <w:tcBorders>
-              <w:bottom w:val="none" w:sz="0" w:space="0" w:color="000000"/>
-              <w:top w:val="none" w:sz="0" w:space="0" w:color="000000"/>
-              <w:left w:val="none" w:sz="0" w:space="0" w:color="000000"/>
-              <w:right w:val="none" w:sz="0" w:space="0" w:color="000000"/>
-            </w:tcBorders>
-            <w:shd w:val="clear" w:color="auto" w:fill="FFFFFF"/>
-            <w:tcMar>
-              <w:top w:w="0" w:type="dxa"/>
-              <w:bottom w:w="0" w:type="dxa"/>
-              <w:left w:w="0" w:type="dxa"/>
-              <w:right w:w="0" w:type="dxa"/>
-            </w:tcMar>
-            <w:vAlign w:val="center"/>
-          </w:tcPr>
-          <w:p>
-            <w:pPr>
-              <w:pStyle w:val="Normal"/>
-              <w:jc w:val="left"/>
-              <w:pBdr>
-                <w:bottom w:val="none" w:sz="0" w:space="0" w:color="000000"/>
-                <w:top w:val="none" w:sz="0" w:space="0" w:color="000000"/>
-                <w:left w:val="none" w:sz="0" w:space="0" w:color="000000"/>
-                <w:right w:val="none" w:sz="0" w:space="0" w:color="000000"/>
-              </w:pBdr>
-              <w:spacing w:after="100" w:before="100" w:line="240"/>
-              <w:ind w:left="100" w:right="100" w:firstLine="0" w:firstLineChars="0"/>
-              <w:rPr>
-                <w:rFonts w:ascii="Arial" w:hAnsi="Arial" w:eastAsia="Arial" w:cs="Arial"/>
-                <w:i w:val="false"/>
-                <w:b w:val="false"/>
-                <w:u w:val="none"/>
-                <w:sz w:val="18"/>
-                <w:szCs w:val="18"/>
-                <w:color w:val="000000"/>
-              </w:rPr>
-            </w:pPr>
-            <w:r>
-              <w:rPr>
-                <w:rFonts w:ascii="Arial" w:hAnsi="Arial" w:eastAsia="Arial" w:cs="Arial"/>
-                <w:i w:val="false"/>
-                <w:b w:val="false"/>
-                <w:u w:val="none"/>
-                <w:sz w:val="18"/>
-                <w:szCs w:val="18"/>
-                <w:color w:val="000000"/>
-              </w:rPr>
               <w:t xml:space="preserve">&lt;0.001</w:t>
             </w:r>
           </w:p>
@@ -6176,7 +6176,7 @@
                 <w:szCs w:val="18"/>
                 <w:color w:val="000000"/>
               </w:rPr>
-              <w:t xml:space="preserve">0.093</w:t>
+              <w:t xml:space="preserve">0.120</w:t>
             </w:r>
           </w:p>
         </w:tc>
@@ -6288,6 +6288,59 @@
                 <w:szCs w:val="18"/>
                 <w:color w:val="000000"/>
               </w:rPr>
+              <w:t xml:space="preserve">6.00 [5.00, 7.00]</w:t>
+            </w:r>
+          </w:p>
+        </w:tc>
+        <w:tc>
+          <w:tcPr>
+            <w:tcBorders>
+              <w:bottom w:val="none" w:sz="0" w:space="0" w:color="000000"/>
+              <w:top w:val="none" w:sz="0" w:space="0" w:color="000000"/>
+              <w:left w:val="none" w:sz="0" w:space="0" w:color="000000"/>
+              <w:right w:val="none" w:sz="0" w:space="0" w:color="000000"/>
+            </w:tcBorders>
+            <w:shd w:val="clear" w:color="auto" w:fill="FFFFFF"/>
+            <w:tcMar>
+              <w:top w:w="0" w:type="dxa"/>
+              <w:bottom w:w="0" w:type="dxa"/>
+              <w:left w:w="0" w:type="dxa"/>
+              <w:right w:w="0" w:type="dxa"/>
+            </w:tcMar>
+            <w:vAlign w:val="center"/>
+          </w:tcPr>
+          <w:p>
+            <w:pPr>
+              <w:pStyle w:val="Normal"/>
+              <w:jc w:val="left"/>
+              <w:pBdr>
+                <w:bottom w:val="none" w:sz="0" w:space="0" w:color="000000"/>
+                <w:top w:val="none" w:sz="0" w:space="0" w:color="000000"/>
+                <w:left w:val="none" w:sz="0" w:space="0" w:color="000000"/>
+                <w:right w:val="none" w:sz="0" w:space="0" w:color="000000"/>
+              </w:pBdr>
+              <w:spacing w:after="100" w:before="100" w:line="240"/>
+              <w:ind w:left="100" w:right="100" w:firstLine="0" w:firstLineChars="0"/>
+              <w:rPr>
+                <w:rFonts w:ascii="Arial" w:hAnsi="Arial" w:eastAsia="Arial" w:cs="Arial"/>
+                <w:i w:val="false"/>
+                <w:b w:val="false"/>
+                <w:u w:val="none"/>
+                <w:sz w:val="18"/>
+                <w:szCs w:val="18"/>
+                <w:color w:val="000000"/>
+              </w:rPr>
+            </w:pPr>
+            <w:r>
+              <w:rPr>
+                <w:rFonts w:ascii="Arial" w:hAnsi="Arial" w:eastAsia="Arial" w:cs="Arial"/>
+                <w:i w:val="false"/>
+                <w:b w:val="false"/>
+                <w:u w:val="none"/>
+                <w:sz w:val="18"/>
+                <w:szCs w:val="18"/>
+                <w:color w:val="000000"/>
+              </w:rPr>
               <w:t xml:space="preserve">5.00 [4.00, 7.00]</w:t>
             </w:r>
           </w:p>
@@ -6394,113 +6447,60 @@
                 <w:szCs w:val="18"/>
                 <w:color w:val="000000"/>
               </w:rPr>
-              <w:t xml:space="preserve">6.00 [5.00, 7.00]</w:t>
-            </w:r>
-          </w:p>
-        </w:tc>
-        <w:tc>
-          <w:tcPr>
-            <w:tcBorders>
-              <w:bottom w:val="none" w:sz="0" w:space="0" w:color="000000"/>
-              <w:top w:val="none" w:sz="0" w:space="0" w:color="000000"/>
-              <w:left w:val="none" w:sz="0" w:space="0" w:color="000000"/>
-              <w:right w:val="none" w:sz="0" w:space="0" w:color="000000"/>
-            </w:tcBorders>
-            <w:shd w:val="clear" w:color="auto" w:fill="FFFFFF"/>
-            <w:tcMar>
-              <w:top w:w="0" w:type="dxa"/>
-              <w:bottom w:w="0" w:type="dxa"/>
-              <w:left w:w="0" w:type="dxa"/>
-              <w:right w:w="0" w:type="dxa"/>
-            </w:tcMar>
-            <w:vAlign w:val="center"/>
-          </w:tcPr>
-          <w:p>
-            <w:pPr>
-              <w:pStyle w:val="Normal"/>
-              <w:jc w:val="left"/>
-              <w:pBdr>
-                <w:bottom w:val="none" w:sz="0" w:space="0" w:color="000000"/>
-                <w:top w:val="none" w:sz="0" w:space="0" w:color="000000"/>
-                <w:left w:val="none" w:sz="0" w:space="0" w:color="000000"/>
-                <w:right w:val="none" w:sz="0" w:space="0" w:color="000000"/>
-              </w:pBdr>
-              <w:spacing w:after="100" w:before="100" w:line="240"/>
-              <w:ind w:left="100" w:right="100" w:firstLine="0" w:firstLineChars="0"/>
-              <w:rPr>
-                <w:rFonts w:ascii="Arial" w:hAnsi="Arial" w:eastAsia="Arial" w:cs="Arial"/>
-                <w:i w:val="false"/>
-                <w:b w:val="false"/>
-                <w:u w:val="none"/>
-                <w:sz w:val="18"/>
-                <w:szCs w:val="18"/>
-                <w:color w:val="000000"/>
-              </w:rPr>
-            </w:pPr>
-            <w:r>
-              <w:rPr>
-                <w:rFonts w:ascii="Arial" w:hAnsi="Arial" w:eastAsia="Arial" w:cs="Arial"/>
-                <w:i w:val="false"/>
-                <w:b w:val="false"/>
-                <w:u w:val="none"/>
-                <w:sz w:val="18"/>
-                <w:szCs w:val="18"/>
-                <w:color w:val="000000"/>
-              </w:rPr>
-              <w:t xml:space="preserve">0.478</w:t>
-            </w:r>
-          </w:p>
-        </w:tc>
-        <w:tc>
-          <w:tcPr>
-            <w:tcBorders>
-              <w:bottom w:val="none" w:sz="0" w:space="0" w:color="000000"/>
-              <w:top w:val="none" w:sz="0" w:space="0" w:color="000000"/>
-              <w:left w:val="none" w:sz="0" w:space="0" w:color="000000"/>
-              <w:right w:val="none" w:sz="0" w:space="0" w:color="000000"/>
-            </w:tcBorders>
-            <w:shd w:val="clear" w:color="auto" w:fill="FFFFFF"/>
-            <w:tcMar>
-              <w:top w:w="0" w:type="dxa"/>
-              <w:bottom w:w="0" w:type="dxa"/>
-              <w:left w:w="0" w:type="dxa"/>
-              <w:right w:w="0" w:type="dxa"/>
-            </w:tcMar>
-            <w:vAlign w:val="center"/>
-          </w:tcPr>
-          <w:p>
-            <w:pPr>
-              <w:pStyle w:val="Normal"/>
-              <w:jc w:val="left"/>
-              <w:pBdr>
-                <w:bottom w:val="none" w:sz="0" w:space="0" w:color="000000"/>
-                <w:top w:val="none" w:sz="0" w:space="0" w:color="000000"/>
-                <w:left w:val="none" w:sz="0" w:space="0" w:color="000000"/>
-                <w:right w:val="none" w:sz="0" w:space="0" w:color="000000"/>
-              </w:pBdr>
-              <w:spacing w:after="100" w:before="100" w:line="240"/>
-              <w:ind w:left="100" w:right="100" w:firstLine="0" w:firstLineChars="0"/>
-              <w:rPr>
-                <w:rFonts w:ascii="Arial" w:hAnsi="Arial" w:eastAsia="Arial" w:cs="Arial"/>
-                <w:i w:val="false"/>
-                <w:b w:val="false"/>
-                <w:u w:val="none"/>
-                <w:sz w:val="18"/>
-                <w:szCs w:val="18"/>
-                <w:color w:val="000000"/>
-              </w:rPr>
-            </w:pPr>
-            <w:r>
-              <w:rPr>
-                <w:rFonts w:ascii="Arial" w:hAnsi="Arial" w:eastAsia="Arial" w:cs="Arial"/>
-                <w:i w:val="false"/>
-                <w:b w:val="false"/>
-                <w:u w:val="none"/>
-                <w:sz w:val="18"/>
-                <w:szCs w:val="18"/>
-                <w:color w:val="000000"/>
-              </w:rPr>
-              <w:t xml:space="preserve">0.369</w:t>
+              <w:t xml:space="preserve">0.527</w:t>
+            </w:r>
+          </w:p>
+        </w:tc>
+        <w:tc>
+          <w:tcPr>
+            <w:tcBorders>
+              <w:bottom w:val="none" w:sz="0" w:space="0" w:color="000000"/>
+              <w:top w:val="none" w:sz="0" w:space="0" w:color="000000"/>
+              <w:left w:val="none" w:sz="0" w:space="0" w:color="000000"/>
+              <w:right w:val="none" w:sz="0" w:space="0" w:color="000000"/>
+            </w:tcBorders>
+            <w:shd w:val="clear" w:color="auto" w:fill="FFFFFF"/>
+            <w:tcMar>
+              <w:top w:w="0" w:type="dxa"/>
+              <w:bottom w:w="0" w:type="dxa"/>
+              <w:left w:w="0" w:type="dxa"/>
+              <w:right w:w="0" w:type="dxa"/>
+            </w:tcMar>
+            <w:vAlign w:val="center"/>
+          </w:tcPr>
+          <w:p>
+            <w:pPr>
+              <w:pStyle w:val="Normal"/>
+              <w:jc w:val="left"/>
+              <w:pBdr>
+                <w:bottom w:val="none" w:sz="0" w:space="0" w:color="000000"/>
+                <w:top w:val="none" w:sz="0" w:space="0" w:color="000000"/>
+                <w:left w:val="none" w:sz="0" w:space="0" w:color="000000"/>
+                <w:right w:val="none" w:sz="0" w:space="0" w:color="000000"/>
+              </w:pBdr>
+              <w:spacing w:after="100" w:before="100" w:line="240"/>
+              <w:ind w:left="100" w:right="100" w:firstLine="0" w:firstLineChars="0"/>
+              <w:rPr>
+                <w:rFonts w:ascii="Arial" w:hAnsi="Arial" w:eastAsia="Arial" w:cs="Arial"/>
+                <w:i w:val="false"/>
+                <w:b w:val="false"/>
+                <w:u w:val="none"/>
+                <w:sz w:val="18"/>
+                <w:szCs w:val="18"/>
+                <w:color w:val="000000"/>
+              </w:rPr>
+            </w:pPr>
+            <w:r>
+              <w:rPr>
+                <w:rFonts w:ascii="Arial" w:hAnsi="Arial" w:eastAsia="Arial" w:cs="Arial"/>
+                <w:i w:val="false"/>
+                <w:b w:val="false"/>
+                <w:u w:val="none"/>
+                <w:sz w:val="18"/>
+                <w:szCs w:val="18"/>
+                <w:color w:val="000000"/>
+              </w:rPr>
+              <w:t xml:space="preserve">0.451</w:t>
             </w:r>
           </w:p>
         </w:tc>
@@ -6612,6 +6612,59 @@
                 <w:szCs w:val="18"/>
                 <w:color w:val="000000"/>
               </w:rPr>
+              <w:t xml:space="preserve">1.00 [0.00, 2.00]</w:t>
+            </w:r>
+          </w:p>
+        </w:tc>
+        <w:tc>
+          <w:tcPr>
+            <w:tcBorders>
+              <w:bottom w:val="none" w:sz="0" w:space="0" w:color="000000"/>
+              <w:top w:val="none" w:sz="0" w:space="0" w:color="000000"/>
+              <w:left w:val="none" w:sz="0" w:space="0" w:color="000000"/>
+              <w:right w:val="none" w:sz="0" w:space="0" w:color="000000"/>
+            </w:tcBorders>
+            <w:shd w:val="clear" w:color="auto" w:fill="FFFFFF"/>
+            <w:tcMar>
+              <w:top w:w="0" w:type="dxa"/>
+              <w:bottom w:w="0" w:type="dxa"/>
+              <w:left w:w="0" w:type="dxa"/>
+              <w:right w:w="0" w:type="dxa"/>
+            </w:tcMar>
+            <w:vAlign w:val="center"/>
+          </w:tcPr>
+          <w:p>
+            <w:pPr>
+              <w:pStyle w:val="Normal"/>
+              <w:jc w:val="left"/>
+              <w:pBdr>
+                <w:bottom w:val="none" w:sz="0" w:space="0" w:color="000000"/>
+                <w:top w:val="none" w:sz="0" w:space="0" w:color="000000"/>
+                <w:left w:val="none" w:sz="0" w:space="0" w:color="000000"/>
+                <w:right w:val="none" w:sz="0" w:space="0" w:color="000000"/>
+              </w:pBdr>
+              <w:spacing w:after="100" w:before="100" w:line="240"/>
+              <w:ind w:left="100" w:right="100" w:firstLine="0" w:firstLineChars="0"/>
+              <w:rPr>
+                <w:rFonts w:ascii="Arial" w:hAnsi="Arial" w:eastAsia="Arial" w:cs="Arial"/>
+                <w:i w:val="false"/>
+                <w:b w:val="false"/>
+                <w:u w:val="none"/>
+                <w:sz w:val="18"/>
+                <w:szCs w:val="18"/>
+                <w:color w:val="000000"/>
+              </w:rPr>
+            </w:pPr>
+            <w:r>
+              <w:rPr>
+                <w:rFonts w:ascii="Arial" w:hAnsi="Arial" w:eastAsia="Arial" w:cs="Arial"/>
+                <w:i w:val="false"/>
+                <w:b w:val="false"/>
+                <w:u w:val="none"/>
+                <w:sz w:val="18"/>
+                <w:szCs w:val="18"/>
+                <w:color w:val="000000"/>
+              </w:rPr>
               <w:t xml:space="preserve">1.00 [0.00, 3.00]</w:t>
             </w:r>
           </w:p>
@@ -6718,113 +6771,60 @@
                 <w:szCs w:val="18"/>
                 <w:color w:val="000000"/>
               </w:rPr>
-              <w:t xml:space="preserve">1.00 [0.00, 2.00]</w:t>
-            </w:r>
-          </w:p>
-        </w:tc>
-        <w:tc>
-          <w:tcPr>
-            <w:tcBorders>
-              <w:bottom w:val="none" w:sz="0" w:space="0" w:color="000000"/>
-              <w:top w:val="none" w:sz="0" w:space="0" w:color="000000"/>
-              <w:left w:val="none" w:sz="0" w:space="0" w:color="000000"/>
-              <w:right w:val="none" w:sz="0" w:space="0" w:color="000000"/>
-            </w:tcBorders>
-            <w:shd w:val="clear" w:color="auto" w:fill="FFFFFF"/>
-            <w:tcMar>
-              <w:top w:w="0" w:type="dxa"/>
-              <w:bottom w:w="0" w:type="dxa"/>
-              <w:left w:w="0" w:type="dxa"/>
-              <w:right w:w="0" w:type="dxa"/>
-            </w:tcMar>
-            <w:vAlign w:val="center"/>
-          </w:tcPr>
-          <w:p>
-            <w:pPr>
-              <w:pStyle w:val="Normal"/>
-              <w:jc w:val="left"/>
-              <w:pBdr>
-                <w:bottom w:val="none" w:sz="0" w:space="0" w:color="000000"/>
-                <w:top w:val="none" w:sz="0" w:space="0" w:color="000000"/>
-                <w:left w:val="none" w:sz="0" w:space="0" w:color="000000"/>
-                <w:right w:val="none" w:sz="0" w:space="0" w:color="000000"/>
-              </w:pBdr>
-              <w:spacing w:after="100" w:before="100" w:line="240"/>
-              <w:ind w:left="100" w:right="100" w:firstLine="0" w:firstLineChars="0"/>
-              <w:rPr>
-                <w:rFonts w:ascii="Arial" w:hAnsi="Arial" w:eastAsia="Arial" w:cs="Arial"/>
-                <w:i w:val="false"/>
-                <w:b w:val="false"/>
-                <w:u w:val="none"/>
-                <w:sz w:val="18"/>
-                <w:szCs w:val="18"/>
-                <w:color w:val="000000"/>
-              </w:rPr>
-            </w:pPr>
-            <w:r>
-              <w:rPr>
-                <w:rFonts w:ascii="Arial" w:hAnsi="Arial" w:eastAsia="Arial" w:cs="Arial"/>
-                <w:i w:val="false"/>
-                <w:b w:val="false"/>
-                <w:u w:val="none"/>
-                <w:sz w:val="18"/>
-                <w:szCs w:val="18"/>
-                <w:color w:val="000000"/>
-              </w:rPr>
-              <w:t xml:space="preserve">0.031</w:t>
-            </w:r>
-          </w:p>
-        </w:tc>
-        <w:tc>
-          <w:tcPr>
-            <w:tcBorders>
-              <w:bottom w:val="none" w:sz="0" w:space="0" w:color="000000"/>
-              <w:top w:val="none" w:sz="0" w:space="0" w:color="000000"/>
-              <w:left w:val="none" w:sz="0" w:space="0" w:color="000000"/>
-              <w:right w:val="none" w:sz="0" w:space="0" w:color="000000"/>
-            </w:tcBorders>
-            <w:shd w:val="clear" w:color="auto" w:fill="FFFFFF"/>
-            <w:tcMar>
-              <w:top w:w="0" w:type="dxa"/>
-              <w:bottom w:w="0" w:type="dxa"/>
-              <w:left w:w="0" w:type="dxa"/>
-              <w:right w:w="0" w:type="dxa"/>
-            </w:tcMar>
-            <w:vAlign w:val="center"/>
-          </w:tcPr>
-          <w:p>
-            <w:pPr>
-              <w:pStyle w:val="Normal"/>
-              <w:jc w:val="left"/>
-              <w:pBdr>
-                <w:bottom w:val="none" w:sz="0" w:space="0" w:color="000000"/>
-                <w:top w:val="none" w:sz="0" w:space="0" w:color="000000"/>
-                <w:left w:val="none" w:sz="0" w:space="0" w:color="000000"/>
-                <w:right w:val="none" w:sz="0" w:space="0" w:color="000000"/>
-              </w:pBdr>
-              <w:spacing w:after="100" w:before="100" w:line="240"/>
-              <w:ind w:left="100" w:right="100" w:firstLine="0" w:firstLineChars="0"/>
-              <w:rPr>
-                <w:rFonts w:ascii="Arial" w:hAnsi="Arial" w:eastAsia="Arial" w:cs="Arial"/>
-                <w:i w:val="false"/>
-                <w:b w:val="false"/>
-                <w:u w:val="none"/>
-                <w:sz w:val="18"/>
-                <w:szCs w:val="18"/>
-                <w:color w:val="000000"/>
-              </w:rPr>
-            </w:pPr>
-            <w:r>
-              <w:rPr>
-                <w:rFonts w:ascii="Arial" w:hAnsi="Arial" w:eastAsia="Arial" w:cs="Arial"/>
-                <w:i w:val="false"/>
-                <w:b w:val="false"/>
-                <w:u w:val="none"/>
-                <w:sz w:val="18"/>
-                <w:szCs w:val="18"/>
-                <w:color w:val="000000"/>
-              </w:rPr>
-              <w:t xml:space="preserve">0.034</w:t>
+              <w:t xml:space="preserve">0.024</w:t>
+            </w:r>
+          </w:p>
+        </w:tc>
+        <w:tc>
+          <w:tcPr>
+            <w:tcBorders>
+              <w:bottom w:val="none" w:sz="0" w:space="0" w:color="000000"/>
+              <w:top w:val="none" w:sz="0" w:space="0" w:color="000000"/>
+              <w:left w:val="none" w:sz="0" w:space="0" w:color="000000"/>
+              <w:right w:val="none" w:sz="0" w:space="0" w:color="000000"/>
+            </w:tcBorders>
+            <w:shd w:val="clear" w:color="auto" w:fill="FFFFFF"/>
+            <w:tcMar>
+              <w:top w:w="0" w:type="dxa"/>
+              <w:bottom w:w="0" w:type="dxa"/>
+              <w:left w:w="0" w:type="dxa"/>
+              <w:right w:w="0" w:type="dxa"/>
+            </w:tcMar>
+            <w:vAlign w:val="center"/>
+          </w:tcPr>
+          <w:p>
+            <w:pPr>
+              <w:pStyle w:val="Normal"/>
+              <w:jc w:val="left"/>
+              <w:pBdr>
+                <w:bottom w:val="none" w:sz="0" w:space="0" w:color="000000"/>
+                <w:top w:val="none" w:sz="0" w:space="0" w:color="000000"/>
+                <w:left w:val="none" w:sz="0" w:space="0" w:color="000000"/>
+                <w:right w:val="none" w:sz="0" w:space="0" w:color="000000"/>
+              </w:pBdr>
+              <w:spacing w:after="100" w:before="100" w:line="240"/>
+              <w:ind w:left="100" w:right="100" w:firstLine="0" w:firstLineChars="0"/>
+              <w:rPr>
+                <w:rFonts w:ascii="Arial" w:hAnsi="Arial" w:eastAsia="Arial" w:cs="Arial"/>
+                <w:i w:val="false"/>
+                <w:b w:val="false"/>
+                <w:u w:val="none"/>
+                <w:sz w:val="18"/>
+                <w:szCs w:val="18"/>
+                <w:color w:val="000000"/>
+              </w:rPr>
+            </w:pPr>
+            <w:r>
+              <w:rPr>
+                <w:rFonts w:ascii="Arial" w:hAnsi="Arial" w:eastAsia="Arial" w:cs="Arial"/>
+                <w:i w:val="false"/>
+                <w:b w:val="false"/>
+                <w:u w:val="none"/>
+                <w:sz w:val="18"/>
+                <w:szCs w:val="18"/>
+                <w:color w:val="000000"/>
+              </w:rPr>
+              <w:t xml:space="preserve">0.027</w:t>
             </w:r>
           </w:p>
         </w:tc>
@@ -6936,6 +6936,59 @@
                 <w:szCs w:val="18"/>
                 <w:color w:val="000000"/>
               </w:rPr>
+              <w:t xml:space="preserve">14.00 [11.00, 19.00]</w:t>
+            </w:r>
+          </w:p>
+        </w:tc>
+        <w:tc>
+          <w:tcPr>
+            <w:tcBorders>
+              <w:bottom w:val="none" w:sz="0" w:space="0" w:color="000000"/>
+              <w:top w:val="none" w:sz="0" w:space="0" w:color="000000"/>
+              <w:left w:val="none" w:sz="0" w:space="0" w:color="000000"/>
+              <w:right w:val="none" w:sz="0" w:space="0" w:color="000000"/>
+            </w:tcBorders>
+            <w:shd w:val="clear" w:color="auto" w:fill="FFFFFF"/>
+            <w:tcMar>
+              <w:top w:w="0" w:type="dxa"/>
+              <w:bottom w:w="0" w:type="dxa"/>
+              <w:left w:w="0" w:type="dxa"/>
+              <w:right w:w="0" w:type="dxa"/>
+            </w:tcMar>
+            <w:vAlign w:val="center"/>
+          </w:tcPr>
+          <w:p>
+            <w:pPr>
+              <w:pStyle w:val="Normal"/>
+              <w:jc w:val="left"/>
+              <w:pBdr>
+                <w:bottom w:val="none" w:sz="0" w:space="0" w:color="000000"/>
+                <w:top w:val="none" w:sz="0" w:space="0" w:color="000000"/>
+                <w:left w:val="none" w:sz="0" w:space="0" w:color="000000"/>
+                <w:right w:val="none" w:sz="0" w:space="0" w:color="000000"/>
+              </w:pBdr>
+              <w:spacing w:after="100" w:before="100" w:line="240"/>
+              <w:ind w:left="100" w:right="100" w:firstLine="0" w:firstLineChars="0"/>
+              <w:rPr>
+                <w:rFonts w:ascii="Arial" w:hAnsi="Arial" w:eastAsia="Arial" w:cs="Arial"/>
+                <w:i w:val="false"/>
+                <w:b w:val="false"/>
+                <w:u w:val="none"/>
+                <w:sz w:val="18"/>
+                <w:szCs w:val="18"/>
+                <w:color w:val="000000"/>
+              </w:rPr>
+            </w:pPr>
+            <w:r>
+              <w:rPr>
+                <w:rFonts w:ascii="Arial" w:hAnsi="Arial" w:eastAsia="Arial" w:cs="Arial"/>
+                <w:i w:val="false"/>
+                <w:b w:val="false"/>
+                <w:u w:val="none"/>
+                <w:sz w:val="18"/>
+                <w:szCs w:val="18"/>
+                <w:color w:val="000000"/>
+              </w:rPr>
               <w:t xml:space="preserve">17.00 [12.00, 22.00]</w:t>
             </w:r>
           </w:p>
@@ -6990,59 +7043,6 @@
                 <w:color w:val="000000"/>
               </w:rPr>
               <w:t xml:space="preserve">20.00 [14.00, 24.00]</w:t>
-            </w:r>
-          </w:p>
-        </w:tc>
-        <w:tc>
-          <w:tcPr>
-            <w:tcBorders>
-              <w:bottom w:val="none" w:sz="0" w:space="0" w:color="000000"/>
-              <w:top w:val="none" w:sz="0" w:space="0" w:color="000000"/>
-              <w:left w:val="none" w:sz="0" w:space="0" w:color="000000"/>
-              <w:right w:val="none" w:sz="0" w:space="0" w:color="000000"/>
-            </w:tcBorders>
-            <w:shd w:val="clear" w:color="auto" w:fill="FFFFFF"/>
-            <w:tcMar>
-              <w:top w:w="0" w:type="dxa"/>
-              <w:bottom w:w="0" w:type="dxa"/>
-              <w:left w:w="0" w:type="dxa"/>
-              <w:right w:w="0" w:type="dxa"/>
-            </w:tcMar>
-            <w:vAlign w:val="center"/>
-          </w:tcPr>
-          <w:p>
-            <w:pPr>
-              <w:pStyle w:val="Normal"/>
-              <w:jc w:val="left"/>
-              <w:pBdr>
-                <w:bottom w:val="none" w:sz="0" w:space="0" w:color="000000"/>
-                <w:top w:val="none" w:sz="0" w:space="0" w:color="000000"/>
-                <w:left w:val="none" w:sz="0" w:space="0" w:color="000000"/>
-                <w:right w:val="none" w:sz="0" w:space="0" w:color="000000"/>
-              </w:pBdr>
-              <w:spacing w:after="100" w:before="100" w:line="240"/>
-              <w:ind w:left="100" w:right="100" w:firstLine="0" w:firstLineChars="0"/>
-              <w:rPr>
-                <w:rFonts w:ascii="Arial" w:hAnsi="Arial" w:eastAsia="Arial" w:cs="Arial"/>
-                <w:i w:val="false"/>
-                <w:b w:val="false"/>
-                <w:u w:val="none"/>
-                <w:sz w:val="18"/>
-                <w:szCs w:val="18"/>
-                <w:color w:val="000000"/>
-              </w:rPr>
-            </w:pPr>
-            <w:r>
-              <w:rPr>
-                <w:rFonts w:ascii="Arial" w:hAnsi="Arial" w:eastAsia="Arial" w:cs="Arial"/>
-                <w:i w:val="false"/>
-                <w:b w:val="false"/>
-                <w:u w:val="none"/>
-                <w:sz w:val="18"/>
-                <w:szCs w:val="18"/>
-                <w:color w:val="000000"/>
-              </w:rPr>
-              <w:t xml:space="preserve">14.00 [11.00, 19.00]</w:t>
             </w:r>
           </w:p>
         </w:tc>
@@ -7260,6 +7260,59 @@
                 <w:szCs w:val="18"/>
                 <w:color w:val="000000"/>
               </w:rPr>
+              <w:t xml:space="preserve">19.00 [17.00, 24.00]</w:t>
+            </w:r>
+          </w:p>
+        </w:tc>
+        <w:tc>
+          <w:tcPr>
+            <w:tcBorders>
+              <w:bottom w:val="none" w:sz="0" w:space="0" w:color="000000"/>
+              <w:top w:val="none" w:sz="0" w:space="0" w:color="000000"/>
+              <w:left w:val="none" w:sz="0" w:space="0" w:color="000000"/>
+              <w:right w:val="none" w:sz="0" w:space="0" w:color="000000"/>
+            </w:tcBorders>
+            <w:shd w:val="clear" w:color="auto" w:fill="FFFFFF"/>
+            <w:tcMar>
+              <w:top w:w="0" w:type="dxa"/>
+              <w:bottom w:w="0" w:type="dxa"/>
+              <w:left w:w="0" w:type="dxa"/>
+              <w:right w:w="0" w:type="dxa"/>
+            </w:tcMar>
+            <w:vAlign w:val="center"/>
+          </w:tcPr>
+          <w:p>
+            <w:pPr>
+              <w:pStyle w:val="Normal"/>
+              <w:jc w:val="left"/>
+              <w:pBdr>
+                <w:bottom w:val="none" w:sz="0" w:space="0" w:color="000000"/>
+                <w:top w:val="none" w:sz="0" w:space="0" w:color="000000"/>
+                <w:left w:val="none" w:sz="0" w:space="0" w:color="000000"/>
+                <w:right w:val="none" w:sz="0" w:space="0" w:color="000000"/>
+              </w:pBdr>
+              <w:spacing w:after="100" w:before="100" w:line="240"/>
+              <w:ind w:left="100" w:right="100" w:firstLine="0" w:firstLineChars="0"/>
+              <w:rPr>
+                <w:rFonts w:ascii="Arial" w:hAnsi="Arial" w:eastAsia="Arial" w:cs="Arial"/>
+                <w:i w:val="false"/>
+                <w:b w:val="false"/>
+                <w:u w:val="none"/>
+                <w:sz w:val="18"/>
+                <w:szCs w:val="18"/>
+                <w:color w:val="000000"/>
+              </w:rPr>
+            </w:pPr>
+            <w:r>
+              <w:rPr>
+                <w:rFonts w:ascii="Arial" w:hAnsi="Arial" w:eastAsia="Arial" w:cs="Arial"/>
+                <w:i w:val="false"/>
+                <w:b w:val="false"/>
+                <w:u w:val="none"/>
+                <w:sz w:val="18"/>
+                <w:szCs w:val="18"/>
+                <w:color w:val="000000"/>
+              </w:rPr>
               <w:t xml:space="preserve">24.00 [19.00, 31.00]</w:t>
             </w:r>
           </w:p>
@@ -7313,60 +7366,7 @@
                 <w:szCs w:val="18"/>
                 <w:color w:val="000000"/>
               </w:rPr>
-              <w:t xml:space="preserve">30.00 [21.75, 37.00]</w:t>
-            </w:r>
-          </w:p>
-        </w:tc>
-        <w:tc>
-          <w:tcPr>
-            <w:tcBorders>
-              <w:bottom w:val="none" w:sz="0" w:space="0" w:color="000000"/>
-              <w:top w:val="none" w:sz="0" w:space="0" w:color="000000"/>
-              <w:left w:val="none" w:sz="0" w:space="0" w:color="000000"/>
-              <w:right w:val="none" w:sz="0" w:space="0" w:color="000000"/>
-            </w:tcBorders>
-            <w:shd w:val="clear" w:color="auto" w:fill="FFFFFF"/>
-            <w:tcMar>
-              <w:top w:w="0" w:type="dxa"/>
-              <w:bottom w:w="0" w:type="dxa"/>
-              <w:left w:w="0" w:type="dxa"/>
-              <w:right w:w="0" w:type="dxa"/>
-            </w:tcMar>
-            <w:vAlign w:val="center"/>
-          </w:tcPr>
-          <w:p>
-            <w:pPr>
-              <w:pStyle w:val="Normal"/>
-              <w:jc w:val="left"/>
-              <w:pBdr>
-                <w:bottom w:val="none" w:sz="0" w:space="0" w:color="000000"/>
-                <w:top w:val="none" w:sz="0" w:space="0" w:color="000000"/>
-                <w:left w:val="none" w:sz="0" w:space="0" w:color="000000"/>
-                <w:right w:val="none" w:sz="0" w:space="0" w:color="000000"/>
-              </w:pBdr>
-              <w:spacing w:after="100" w:before="100" w:line="240"/>
-              <w:ind w:left="100" w:right="100" w:firstLine="0" w:firstLineChars="0"/>
-              <w:rPr>
-                <w:rFonts w:ascii="Arial" w:hAnsi="Arial" w:eastAsia="Arial" w:cs="Arial"/>
-                <w:i w:val="false"/>
-                <w:b w:val="false"/>
-                <w:u w:val="none"/>
-                <w:sz w:val="18"/>
-                <w:szCs w:val="18"/>
-                <w:color w:val="000000"/>
-              </w:rPr>
-            </w:pPr>
-            <w:r>
-              <w:rPr>
-                <w:rFonts w:ascii="Arial" w:hAnsi="Arial" w:eastAsia="Arial" w:cs="Arial"/>
-                <w:i w:val="false"/>
-                <w:b w:val="false"/>
-                <w:u w:val="none"/>
-                <w:sz w:val="18"/>
-                <w:szCs w:val="18"/>
-                <w:color w:val="000000"/>
-              </w:rPr>
-              <w:t xml:space="preserve">19.00 [17.00, 24.00]</w:t>
+              <w:t xml:space="preserve">30.00 [22.00, 37.00]</w:t>
             </w:r>
           </w:p>
         </w:tc>
@@ -7584,7 +7584,60 @@
                 <w:szCs w:val="18"/>
                 <w:color w:val="000000"/>
               </w:rPr>
-              <w:t xml:space="preserve">4.00 [2.00, 5.00]</w:t>
+              <w:t xml:space="preserve">3.00 [1.00, 4.00]</w:t>
+            </w:r>
+          </w:p>
+        </w:tc>
+        <w:tc>
+          <w:tcPr>
+            <w:tcBorders>
+              <w:bottom w:val="none" w:sz="0" w:space="0" w:color="000000"/>
+              <w:top w:val="none" w:sz="0" w:space="0" w:color="000000"/>
+              <w:left w:val="none" w:sz="0" w:space="0" w:color="000000"/>
+              <w:right w:val="none" w:sz="0" w:space="0" w:color="000000"/>
+            </w:tcBorders>
+            <w:shd w:val="clear" w:color="auto" w:fill="FFFFFF"/>
+            <w:tcMar>
+              <w:top w:w="0" w:type="dxa"/>
+              <w:bottom w:w="0" w:type="dxa"/>
+              <w:left w:w="0" w:type="dxa"/>
+              <w:right w:w="0" w:type="dxa"/>
+            </w:tcMar>
+            <w:vAlign w:val="center"/>
+          </w:tcPr>
+          <w:p>
+            <w:pPr>
+              <w:pStyle w:val="Normal"/>
+              <w:jc w:val="left"/>
+              <w:pBdr>
+                <w:bottom w:val="none" w:sz="0" w:space="0" w:color="000000"/>
+                <w:top w:val="none" w:sz="0" w:space="0" w:color="000000"/>
+                <w:left w:val="none" w:sz="0" w:space="0" w:color="000000"/>
+                <w:right w:val="none" w:sz="0" w:space="0" w:color="000000"/>
+              </w:pBdr>
+              <w:spacing w:after="100" w:before="100" w:line="240"/>
+              <w:ind w:left="100" w:right="100" w:firstLine="0" w:firstLineChars="0"/>
+              <w:rPr>
+                <w:rFonts w:ascii="Arial" w:hAnsi="Arial" w:eastAsia="Arial" w:cs="Arial"/>
+                <w:i w:val="false"/>
+                <w:b w:val="false"/>
+                <w:u w:val="none"/>
+                <w:sz w:val="18"/>
+                <w:szCs w:val="18"/>
+                <w:color w:val="000000"/>
+              </w:rPr>
+            </w:pPr>
+            <w:r>
+              <w:rPr>
+                <w:rFonts w:ascii="Arial" w:hAnsi="Arial" w:eastAsia="Arial" w:cs="Arial"/>
+                <w:i w:val="false"/>
+                <w:b w:val="false"/>
+                <w:u w:val="none"/>
+                <w:sz w:val="18"/>
+                <w:szCs w:val="18"/>
+                <w:color w:val="000000"/>
+              </w:rPr>
+              <w:t xml:space="preserve">3.50 [2.00, 5.00]</w:t>
             </w:r>
           </w:p>
         </w:tc>
@@ -7638,59 +7691,6 @@
                 <w:color w:val="000000"/>
               </w:rPr>
               <w:t xml:space="preserve">5.00 [3.00, 7.00]</w:t>
-            </w:r>
-          </w:p>
-        </w:tc>
-        <w:tc>
-          <w:tcPr>
-            <w:tcBorders>
-              <w:bottom w:val="none" w:sz="0" w:space="0" w:color="000000"/>
-              <w:top w:val="none" w:sz="0" w:space="0" w:color="000000"/>
-              <w:left w:val="none" w:sz="0" w:space="0" w:color="000000"/>
-              <w:right w:val="none" w:sz="0" w:space="0" w:color="000000"/>
-            </w:tcBorders>
-            <w:shd w:val="clear" w:color="auto" w:fill="FFFFFF"/>
-            <w:tcMar>
-              <w:top w:w="0" w:type="dxa"/>
-              <w:bottom w:w="0" w:type="dxa"/>
-              <w:left w:w="0" w:type="dxa"/>
-              <w:right w:w="0" w:type="dxa"/>
-            </w:tcMar>
-            <w:vAlign w:val="center"/>
-          </w:tcPr>
-          <w:p>
-            <w:pPr>
-              <w:pStyle w:val="Normal"/>
-              <w:jc w:val="left"/>
-              <w:pBdr>
-                <w:bottom w:val="none" w:sz="0" w:space="0" w:color="000000"/>
-                <w:top w:val="none" w:sz="0" w:space="0" w:color="000000"/>
-                <w:left w:val="none" w:sz="0" w:space="0" w:color="000000"/>
-                <w:right w:val="none" w:sz="0" w:space="0" w:color="000000"/>
-              </w:pBdr>
-              <w:spacing w:after="100" w:before="100" w:line="240"/>
-              <w:ind w:left="100" w:right="100" w:firstLine="0" w:firstLineChars="0"/>
-              <w:rPr>
-                <w:rFonts w:ascii="Arial" w:hAnsi="Arial" w:eastAsia="Arial" w:cs="Arial"/>
-                <w:i w:val="false"/>
-                <w:b w:val="false"/>
-                <w:u w:val="none"/>
-                <w:sz w:val="18"/>
-                <w:szCs w:val="18"/>
-                <w:color w:val="000000"/>
-              </w:rPr>
-            </w:pPr>
-            <w:r>
-              <w:rPr>
-                <w:rFonts w:ascii="Arial" w:hAnsi="Arial" w:eastAsia="Arial" w:cs="Arial"/>
-                <w:i w:val="false"/>
-                <w:b w:val="false"/>
-                <w:u w:val="none"/>
-                <w:sz w:val="18"/>
-                <w:szCs w:val="18"/>
-                <w:color w:val="000000"/>
-              </w:rPr>
-              <w:t xml:space="preserve">3.00 [1.00, 4.00]</w:t>
             </w:r>
           </w:p>
         </w:tc>
@@ -7908,7 +7908,7 @@
                 <w:szCs w:val="18"/>
                 <w:color w:val="000000"/>
               </w:rPr>
-              <w:t xml:space="preserve">8.00 [4.00, 12.00]</w:t>
+              <w:t xml:space="preserve">3.00 [2.00, 7.00]</w:t>
             </w:r>
           </w:p>
         </w:tc>
@@ -7961,6 +7961,59 @@
                 <w:szCs w:val="18"/>
                 <w:color w:val="000000"/>
               </w:rPr>
+              <w:t xml:space="preserve">7.50 [4.00, 12.00]</w:t>
+            </w:r>
+          </w:p>
+        </w:tc>
+        <w:tc>
+          <w:tcPr>
+            <w:tcBorders>
+              <w:bottom w:val="single" w:sz="12" w:space="0" w:color="000000"/>
+              <w:top w:val="none" w:sz="0" w:space="0" w:color="000000"/>
+              <w:left w:val="none" w:sz="0" w:space="0" w:color="000000"/>
+              <w:right w:val="none" w:sz="0" w:space="0" w:color="000000"/>
+            </w:tcBorders>
+            <w:shd w:val="clear" w:color="auto" w:fill="FFFFFF"/>
+            <w:tcMar>
+              <w:top w:w="0" w:type="dxa"/>
+              <w:bottom w:w="0" w:type="dxa"/>
+              <w:left w:w="0" w:type="dxa"/>
+              <w:right w:w="0" w:type="dxa"/>
+            </w:tcMar>
+            <w:vAlign w:val="center"/>
+          </w:tcPr>
+          <w:p>
+            <w:pPr>
+              <w:pStyle w:val="Normal"/>
+              <w:jc w:val="left"/>
+              <w:pBdr>
+                <w:bottom w:val="none" w:sz="0" w:space="0" w:color="000000"/>
+                <w:top w:val="none" w:sz="0" w:space="0" w:color="000000"/>
+                <w:left w:val="none" w:sz="0" w:space="0" w:color="000000"/>
+                <w:right w:val="none" w:sz="0" w:space="0" w:color="000000"/>
+              </w:pBdr>
+              <w:spacing w:after="100" w:before="100" w:line="240"/>
+              <w:ind w:left="100" w:right="100" w:firstLine="0" w:firstLineChars="0"/>
+              <w:rPr>
+                <w:rFonts w:ascii="Arial" w:hAnsi="Arial" w:eastAsia="Arial" w:cs="Arial"/>
+                <w:i w:val="false"/>
+                <w:b w:val="false"/>
+                <w:u w:val="none"/>
+                <w:sz w:val="18"/>
+                <w:szCs w:val="18"/>
+                <w:color w:val="000000"/>
+              </w:rPr>
+            </w:pPr>
+            <w:r>
+              <w:rPr>
+                <w:rFonts w:ascii="Arial" w:hAnsi="Arial" w:eastAsia="Arial" w:cs="Arial"/>
+                <w:i w:val="false"/>
+                <w:b w:val="false"/>
+                <w:u w:val="none"/>
+                <w:sz w:val="18"/>
+                <w:szCs w:val="18"/>
+                <w:color w:val="000000"/>
+              </w:rPr>
               <w:t xml:space="preserve">10.00 [6.00, 17.00]</w:t>
             </w:r>
           </w:p>
@@ -8014,7 +8067,7 @@
                 <w:szCs w:val="18"/>
                 <w:color w:val="000000"/>
               </w:rPr>
-              <w:t xml:space="preserve">3.00 [2.00, 7.00]</w:t>
+              <w:t xml:space="preserve">&lt;0.001</w:t>
             </w:r>
           </w:p>
         </w:tc>
@@ -8068,59 +8121,6 @@
                 <w:color w:val="000000"/>
               </w:rPr>
               <w:t xml:space="preserve">&lt;0.001</w:t>
-            </w:r>
-          </w:p>
-        </w:tc>
-        <w:tc>
-          <w:tcPr>
-            <w:tcBorders>
-              <w:bottom w:val="single" w:sz="12" w:space="0" w:color="000000"/>
-              <w:top w:val="none" w:sz="0" w:space="0" w:color="000000"/>
-              <w:left w:val="none" w:sz="0" w:space="0" w:color="000000"/>
-              <w:right w:val="none" w:sz="0" w:space="0" w:color="000000"/>
-            </w:tcBorders>
-            <w:shd w:val="clear" w:color="auto" w:fill="FFFFFF"/>
-            <w:tcMar>
-              <w:top w:w="0" w:type="dxa"/>
-              <w:bottom w:w="0" w:type="dxa"/>
-              <w:left w:w="0" w:type="dxa"/>
-              <w:right w:w="0" w:type="dxa"/>
-            </w:tcMar>
-            <w:vAlign w:val="center"/>
-          </w:tcPr>
-          <w:p>
-            <w:pPr>
-              <w:pStyle w:val="Normal"/>
-              <w:jc w:val="left"/>
-              <w:pBdr>
-                <w:bottom w:val="none" w:sz="0" w:space="0" w:color="000000"/>
-                <w:top w:val="none" w:sz="0" w:space="0" w:color="000000"/>
-                <w:left w:val="none" w:sz="0" w:space="0" w:color="000000"/>
-                <w:right w:val="none" w:sz="0" w:space="0" w:color="000000"/>
-              </w:pBdr>
-              <w:spacing w:after="100" w:before="100" w:line="240"/>
-              <w:ind w:left="100" w:right="100" w:firstLine="0" w:firstLineChars="0"/>
-              <w:rPr>
-                <w:rFonts w:ascii="Arial" w:hAnsi="Arial" w:eastAsia="Arial" w:cs="Arial"/>
-                <w:i w:val="false"/>
-                <w:b w:val="false"/>
-                <w:u w:val="none"/>
-                <w:sz w:val="18"/>
-                <w:szCs w:val="18"/>
-                <w:color w:val="000000"/>
-              </w:rPr>
-            </w:pPr>
-            <w:r>
-              <w:rPr>
-                <w:rFonts w:ascii="Arial" w:hAnsi="Arial" w:eastAsia="Arial" w:cs="Arial"/>
-                <w:i w:val="false"/>
-                <w:b w:val="false"/>
-                <w:u w:val="none"/>
-                <w:sz w:val="18"/>
-                <w:szCs w:val="18"/>
-                <w:color w:val="000000"/>
-              </w:rPr>
-              <w:t xml:space="preserve">0.001</w:t>
             </w:r>
           </w:p>
         </w:tc>
